--- a/lab5/СЯП_ЛР5_Рыбаков_Владислав_С22СИБ.docx
+++ b/lab5/СЯП_ЛР5_Рыбаков_Владислав_С22СИБ.docx
@@ -126,16 +126,8 @@
         <w:rPr>
           <w:rFonts w:ascii="Times New Roman" w:hAnsi="Times New Roman" w:cs="Times New Roman"/>
         </w:rPr>
-        <w:t xml:space="preserve">УНИВЕРСИТЕТ им. </w:t>
-      </w:r>
-      <w:proofErr w:type="spellStart"/>
-      <w:r>
-        <w:rPr>
-          <w:rFonts w:ascii="Times New Roman" w:hAnsi="Times New Roman" w:cs="Times New Roman"/>
-        </w:rPr>
-        <w:t>Р.Е.АЛЕКСЕЕВА</w:t>
-      </w:r>
-      <w:proofErr w:type="spellEnd"/>
+        <w:t>УНИВЕРСИТЕТ им. Р.Е.АЛЕКСЕЕВА</w:t>
+      </w:r>
     </w:p>
     <w:p>
       <w:pPr>
@@ -198,36 +190,26 @@
         <w:jc w:val="center"/>
         <w:rPr>
           <w:rFonts w:ascii="Times New Roman" w:hAnsi="Times New Roman" w:cs="Times New Roman"/>
-          <w:sz w:val="32"/>
-          <w:szCs w:val="32"/>
-        </w:rPr>
-      </w:pPr>
-      <w:r>
-        <w:rPr>
-          <w:rFonts w:ascii="Times New Roman" w:hAnsi="Times New Roman" w:cs="Times New Roman"/>
-          <w:sz w:val="32"/>
-          <w:szCs w:val="32"/>
-        </w:rPr>
-        <w:t>Освоение взаимодействия с БД (</w:t>
-      </w:r>
-      <w:proofErr w:type="spellStart"/>
-      <w:r>
-        <w:rPr>
-          <w:rFonts w:ascii="Times New Roman" w:hAnsi="Times New Roman" w:cs="Times New Roman"/>
-          <w:sz w:val="32"/>
-          <w:szCs w:val="32"/>
-          <w:lang w:val="en-US"/>
-        </w:rPr>
-        <w:t>postgresql</w:t>
-      </w:r>
-      <w:proofErr w:type="spellEnd"/>
-      <w:r>
-        <w:rPr>
-          <w:rFonts w:ascii="Times New Roman" w:hAnsi="Times New Roman" w:cs="Times New Roman"/>
-          <w:sz w:val="32"/>
-          <w:szCs w:val="32"/>
-        </w:rPr>
-        <w:t>)</w:t>
+          <w:sz w:val="36"/>
+          <w:szCs w:val="36"/>
+          <w:lang w:val="en-US"/>
+        </w:rPr>
+      </w:pPr>
+      <w:r>
+        <w:rPr>
+          <w:rFonts w:ascii="Times New Roman" w:hAnsi="Times New Roman" w:cs="Times New Roman"/>
+          <w:sz w:val="36"/>
+          <w:szCs w:val="36"/>
+        </w:rPr>
+        <w:t>Работа с базами данных</w:t>
+      </w:r>
+      <w:r>
+        <w:rPr>
+          <w:rFonts w:ascii="Times New Roman" w:hAnsi="Times New Roman" w:cs="Times New Roman"/>
+          <w:sz w:val="36"/>
+          <w:szCs w:val="36"/>
+        </w:rPr>
+        <w:t xml:space="preserve"> </w:t>
       </w:r>
     </w:p>
     <w:p>
@@ -416,35 +398,8 @@
           <w:szCs w:val="20"/>
         </w:rPr>
         <w:tab/>
-      </w:r>
-      <w:proofErr w:type="spellStart"/>
-      <w:r>
-        <w:rPr>
-          <w:rFonts w:ascii="Times New Roman" w:hAnsi="Times New Roman" w:cs="Times New Roman"/>
-          <w:sz w:val="20"/>
-          <w:szCs w:val="20"/>
-        </w:rPr>
-        <w:t>Вайнбаум</w:t>
-      </w:r>
-      <w:proofErr w:type="spellEnd"/>
-      <w:r>
-        <w:rPr>
-          <w:rFonts w:ascii="Times New Roman" w:hAnsi="Times New Roman" w:cs="Times New Roman"/>
-          <w:sz w:val="20"/>
-          <w:szCs w:val="20"/>
-        </w:rPr>
-        <w:t xml:space="preserve"> </w:t>
-      </w:r>
-      <w:proofErr w:type="spellStart"/>
-      <w:r>
-        <w:rPr>
-          <w:rFonts w:ascii="Times New Roman" w:hAnsi="Times New Roman" w:cs="Times New Roman"/>
-          <w:sz w:val="20"/>
-          <w:szCs w:val="20"/>
-        </w:rPr>
-        <w:t>Д.А</w:t>
-      </w:r>
-      <w:proofErr w:type="spellEnd"/>
+        <w:t>Вайнбаум Д.А</w:t>
+      </w:r>
     </w:p>
     <w:p>
       <w:pPr>
@@ -504,9 +459,76 @@
           <w:sz w:val="18"/>
           <w:szCs w:val="18"/>
         </w:rPr>
-        <w:t xml:space="preserve">(фамилия, </w:t>
-      </w:r>
-      <w:proofErr w:type="spellStart"/>
+        <w:t>(фамилия, и.,о.)</w:t>
+      </w:r>
+    </w:p>
+    <w:p>
+      <w:pPr>
+        <w:jc w:val="right"/>
+        <w:rPr>
+          <w:rFonts w:ascii="Times New Roman" w:hAnsi="Times New Roman" w:cs="Times New Roman"/>
+          <w:sz w:val="6"/>
+          <w:szCs w:val="6"/>
+        </w:rPr>
+      </w:pPr>
+    </w:p>
+    <w:p>
+      <w:pPr>
+        <w:ind w:left="2124"/>
+        <w:jc w:val="center"/>
+        <w:rPr>
+          <w:rFonts w:ascii="Times New Roman" w:hAnsi="Times New Roman" w:cs="Times New Roman"/>
+          <w:sz w:val="20"/>
+          <w:szCs w:val="20"/>
+        </w:rPr>
+      </w:pPr>
+      <w:r>
+        <w:rPr>
+          <w:rFonts w:ascii="Times New Roman" w:hAnsi="Times New Roman" w:cs="Times New Roman"/>
+          <w:sz w:val="20"/>
+          <w:szCs w:val="20"/>
+        </w:rPr>
+        <w:t>СТУДЕНТ:</w:t>
+      </w:r>
+    </w:p>
+    <w:p>
+      <w:pPr>
+        <w:ind w:left="4248" w:firstLine="708"/>
+        <w:jc w:val="center"/>
+        <w:rPr>
+          <w:rFonts w:ascii="Times New Roman" w:hAnsi="Times New Roman" w:cs="Times New Roman"/>
+          <w:sz w:val="20"/>
+          <w:szCs w:val="20"/>
+        </w:rPr>
+      </w:pPr>
+      <w:r>
+        <w:rPr>
+          <w:rFonts w:ascii="Times New Roman" w:hAnsi="Times New Roman" w:cs="Times New Roman"/>
+          <w:sz w:val="20"/>
+          <w:szCs w:val="20"/>
+        </w:rPr>
+        <w:t xml:space="preserve">________________            </w:t>
+      </w:r>
+      <w:r>
+        <w:rPr>
+          <w:rFonts w:ascii="Times New Roman" w:hAnsi="Times New Roman" w:cs="Times New Roman"/>
+          <w:sz w:val="20"/>
+          <w:szCs w:val="20"/>
+        </w:rPr>
+        <w:tab/>
+        <w:t>Рыбаков В.С</w:t>
+      </w:r>
+    </w:p>
+    <w:p>
+      <w:pPr>
+        <w:jc w:val="right"/>
+        <w:rPr>
+          <w:rFonts w:ascii="Times New Roman" w:hAnsi="Times New Roman" w:cs="Times New Roman"/>
+          <w:color w:val="7F7F7F"/>
+          <w:sz w:val="32"/>
+          <w:szCs w:val="32"/>
+        </w:rPr>
+      </w:pPr>
       <w:r>
         <w:rPr>
           <w:rFonts w:ascii="Times New Roman" w:hAnsi="Times New Roman" w:cs="Times New Roman"/>
@@ -514,9 +536,8 @@
           <w:sz w:val="18"/>
           <w:szCs w:val="18"/>
         </w:rPr>
-        <w:t>и.,о</w:t>
-      </w:r>
-      <w:proofErr w:type="spellEnd"/>
+        <w:t>(подпись)</w:t>
+      </w:r>
       <w:r>
         <w:rPr>
           <w:rFonts w:ascii="Times New Roman" w:hAnsi="Times New Roman" w:cs="Times New Roman"/>
@@ -524,86 +545,8 @@
           <w:sz w:val="18"/>
           <w:szCs w:val="18"/>
         </w:rPr>
-        <w:t>.)</w:t>
-      </w:r>
-    </w:p>
-    <w:p>
-      <w:pPr>
-        <w:jc w:val="right"/>
-        <w:rPr>
-          <w:rFonts w:ascii="Times New Roman" w:hAnsi="Times New Roman" w:cs="Times New Roman"/>
-          <w:sz w:val="6"/>
-          <w:szCs w:val="6"/>
-        </w:rPr>
-      </w:pPr>
-    </w:p>
-    <w:p>
-      <w:pPr>
-        <w:ind w:left="2124"/>
-        <w:jc w:val="center"/>
-        <w:rPr>
-          <w:rFonts w:ascii="Times New Roman" w:hAnsi="Times New Roman" w:cs="Times New Roman"/>
-          <w:sz w:val="20"/>
-          <w:szCs w:val="20"/>
-        </w:rPr>
-      </w:pPr>
-      <w:r>
-        <w:rPr>
-          <w:rFonts w:ascii="Times New Roman" w:hAnsi="Times New Roman" w:cs="Times New Roman"/>
-          <w:sz w:val="20"/>
-          <w:szCs w:val="20"/>
-        </w:rPr>
-        <w:t>СТУДЕНТ:</w:t>
-      </w:r>
-    </w:p>
-    <w:p>
-      <w:pPr>
-        <w:ind w:left="4248" w:firstLine="708"/>
-        <w:jc w:val="center"/>
-        <w:rPr>
-          <w:rFonts w:ascii="Times New Roman" w:hAnsi="Times New Roman" w:cs="Times New Roman"/>
-          <w:sz w:val="20"/>
-          <w:szCs w:val="20"/>
-        </w:rPr>
-      </w:pPr>
-      <w:r>
-        <w:rPr>
-          <w:rFonts w:ascii="Times New Roman" w:hAnsi="Times New Roman" w:cs="Times New Roman"/>
-          <w:sz w:val="20"/>
-          <w:szCs w:val="20"/>
-        </w:rPr>
-        <w:t xml:space="preserve">________________            </w:t>
-      </w:r>
-      <w:r>
-        <w:rPr>
-          <w:rFonts w:ascii="Times New Roman" w:hAnsi="Times New Roman" w:cs="Times New Roman"/>
-          <w:sz w:val="20"/>
-          <w:szCs w:val="20"/>
-        </w:rPr>
         <w:tab/>
-        <w:t xml:space="preserve">Рыбаков </w:t>
-      </w:r>
-      <w:proofErr w:type="spellStart"/>
-      <w:r>
-        <w:rPr>
-          <w:rFonts w:ascii="Times New Roman" w:hAnsi="Times New Roman" w:cs="Times New Roman"/>
-          <w:sz w:val="20"/>
-          <w:szCs w:val="20"/>
-        </w:rPr>
-        <w:t>В.С</w:t>
-      </w:r>
-      <w:proofErr w:type="spellEnd"/>
-    </w:p>
-    <w:p>
-      <w:pPr>
-        <w:jc w:val="right"/>
-        <w:rPr>
-          <w:rFonts w:ascii="Times New Roman" w:hAnsi="Times New Roman" w:cs="Times New Roman"/>
-          <w:color w:val="7F7F7F"/>
-          <w:sz w:val="32"/>
-          <w:szCs w:val="32"/>
-        </w:rPr>
-      </w:pPr>
+      </w:r>
       <w:r>
         <w:rPr>
           <w:rFonts w:ascii="Times New Roman" w:hAnsi="Times New Roman" w:cs="Times New Roman"/>
@@ -611,7 +554,7 @@
           <w:sz w:val="18"/>
           <w:szCs w:val="18"/>
         </w:rPr>
-        <w:t>(подпись)</w:t>
+        <w:tab/>
       </w:r>
       <w:r>
         <w:rPr>
@@ -621,16 +564,48 @@
           <w:szCs w:val="18"/>
         </w:rPr>
         <w:tab/>
-      </w:r>
-      <w:r>
+        <w:t>(фамилия, и.,о.)</w:t>
+      </w:r>
+    </w:p>
+    <w:p>
+      <w:pPr>
+        <w:jc w:val="right"/>
+        <w:rPr>
+          <w:rFonts w:ascii="Times New Roman" w:hAnsi="Times New Roman" w:cs="Times New Roman"/>
+          <w:color w:val="7F7F7F"/>
+          <w:sz w:val="14"/>
+          <w:szCs w:val="14"/>
+        </w:rPr>
+      </w:pPr>
+    </w:p>
+    <w:p>
+      <w:pPr>
+        <w:jc w:val="right"/>
+        <w:rPr>
+          <w:rFonts w:ascii="Times New Roman" w:hAnsi="Times New Roman" w:cs="Times New Roman"/>
+          <w:sz w:val="18"/>
+          <w:szCs w:val="18"/>
+        </w:rPr>
+      </w:pPr>
+      <w:r>
+        <w:rPr>
+          <w:rFonts w:ascii="Times New Roman" w:hAnsi="Times New Roman" w:cs="Times New Roman"/>
+          <w:sz w:val="18"/>
+          <w:szCs w:val="18"/>
+        </w:rPr>
+        <w:t>С22-СИБ</w:t>
+      </w:r>
+    </w:p>
+    <w:p>
+      <w:pPr>
+        <w:jc w:val="right"/>
         <w:rPr>
           <w:rFonts w:ascii="Times New Roman" w:hAnsi="Times New Roman" w:cs="Times New Roman"/>
           <w:color w:val="7F7F7F"/>
           <w:sz w:val="18"/>
           <w:szCs w:val="18"/>
         </w:rPr>
-        <w:tab/>
-      </w:r>
+      </w:pPr>
       <w:r>
         <w:rPr>
           <w:rFonts w:ascii="Times New Roman" w:hAnsi="Times New Roman" w:cs="Times New Roman"/>
@@ -638,36 +613,52 @@
           <w:sz w:val="18"/>
           <w:szCs w:val="18"/>
         </w:rPr>
-        <w:tab/>
-        <w:t xml:space="preserve">(фамилия, </w:t>
-      </w:r>
-      <w:proofErr w:type="spellStart"/>
-      <w:r>
-        <w:rPr>
-          <w:rFonts w:ascii="Times New Roman" w:hAnsi="Times New Roman" w:cs="Times New Roman"/>
-          <w:color w:val="7F7F7F"/>
-          <w:sz w:val="18"/>
-          <w:szCs w:val="18"/>
-        </w:rPr>
-        <w:t>и.,о</w:t>
-      </w:r>
-      <w:proofErr w:type="spellEnd"/>
-      <w:r>
-        <w:rPr>
-          <w:rFonts w:ascii="Times New Roman" w:hAnsi="Times New Roman" w:cs="Times New Roman"/>
-          <w:color w:val="7F7F7F"/>
-          <w:sz w:val="18"/>
-          <w:szCs w:val="18"/>
-        </w:rPr>
-        <w:t>.)</w:t>
-      </w:r>
+        <w:t>(шифр группы)</w:t>
+      </w:r>
+    </w:p>
+    <w:p>
+      <w:pPr>
+        <w:jc w:val="center"/>
+        <w:rPr>
+          <w:rFonts w:ascii="Times New Roman" w:hAnsi="Times New Roman" w:cs="Times New Roman"/>
+        </w:rPr>
+      </w:pPr>
     </w:p>
     <w:p>
       <w:pPr>
         <w:jc w:val="right"/>
         <w:rPr>
           <w:rFonts w:ascii="Times New Roman" w:hAnsi="Times New Roman" w:cs="Times New Roman"/>
-          <w:color w:val="7F7F7F"/>
+        </w:rPr>
+      </w:pPr>
+      <w:r>
+        <w:rPr>
+          <w:rFonts w:ascii="Times New Roman" w:hAnsi="Times New Roman" w:cs="Times New Roman"/>
+        </w:rPr>
+        <w:t>Работа защищена «___» ____________</w:t>
+      </w:r>
+    </w:p>
+    <w:p>
+      <w:pPr>
+        <w:jc w:val="right"/>
+        <w:rPr>
+          <w:rFonts w:ascii="Times New Roman" w:hAnsi="Times New Roman" w:cs="Times New Roman"/>
+          <w:sz w:val="24"/>
+          <w:szCs w:val="24"/>
+        </w:rPr>
+      </w:pPr>
+      <w:r>
+        <w:rPr>
+          <w:rFonts w:ascii="Times New Roman" w:hAnsi="Times New Roman" w:cs="Times New Roman"/>
+        </w:rPr>
+        <w:t>С оценкой ________________________</w:t>
+      </w:r>
+    </w:p>
+    <w:p>
+      <w:pPr>
+        <w:jc w:val="center"/>
+        <w:rPr>
+          <w:rFonts w:ascii="Times New Roman" w:hAnsi="Times New Roman" w:cs="Times New Roman"/>
           <w:sz w:val="14"/>
           <w:szCs w:val="14"/>
         </w:rPr>
@@ -675,94 +666,6 @@
     </w:p>
     <w:p>
       <w:pPr>
-        <w:jc w:val="right"/>
-        <w:rPr>
-          <w:rFonts w:ascii="Times New Roman" w:hAnsi="Times New Roman" w:cs="Times New Roman"/>
-          <w:sz w:val="18"/>
-          <w:szCs w:val="18"/>
-        </w:rPr>
-      </w:pPr>
-      <w:proofErr w:type="spellStart"/>
-      <w:r>
-        <w:rPr>
-          <w:rFonts w:ascii="Times New Roman" w:hAnsi="Times New Roman" w:cs="Times New Roman"/>
-          <w:sz w:val="18"/>
-          <w:szCs w:val="18"/>
-        </w:rPr>
-        <w:t>С22-СИБ</w:t>
-      </w:r>
-      <w:proofErr w:type="spellEnd"/>
-    </w:p>
-    <w:p>
-      <w:pPr>
-        <w:jc w:val="right"/>
-        <w:rPr>
-          <w:rFonts w:ascii="Times New Roman" w:hAnsi="Times New Roman" w:cs="Times New Roman"/>
-          <w:color w:val="7F7F7F"/>
-          <w:sz w:val="18"/>
-          <w:szCs w:val="18"/>
-        </w:rPr>
-      </w:pPr>
-      <w:r>
-        <w:rPr>
-          <w:rFonts w:ascii="Times New Roman" w:hAnsi="Times New Roman" w:cs="Times New Roman"/>
-          <w:color w:val="7F7F7F"/>
-          <w:sz w:val="18"/>
-          <w:szCs w:val="18"/>
-        </w:rPr>
-        <w:t>(шифр группы)</w:t>
-      </w:r>
-    </w:p>
-    <w:p>
-      <w:pPr>
-        <w:jc w:val="center"/>
-        <w:rPr>
-          <w:rFonts w:ascii="Times New Roman" w:hAnsi="Times New Roman" w:cs="Times New Roman"/>
-        </w:rPr>
-      </w:pPr>
-    </w:p>
-    <w:p>
-      <w:pPr>
-        <w:jc w:val="right"/>
-        <w:rPr>
-          <w:rFonts w:ascii="Times New Roman" w:hAnsi="Times New Roman" w:cs="Times New Roman"/>
-        </w:rPr>
-      </w:pPr>
-      <w:r>
-        <w:rPr>
-          <w:rFonts w:ascii="Times New Roman" w:hAnsi="Times New Roman" w:cs="Times New Roman"/>
-        </w:rPr>
-        <w:t>Работа защищена «___» ____________</w:t>
-      </w:r>
-    </w:p>
-    <w:p>
-      <w:pPr>
-        <w:jc w:val="right"/>
-        <w:rPr>
-          <w:rFonts w:ascii="Times New Roman" w:hAnsi="Times New Roman" w:cs="Times New Roman"/>
-          <w:sz w:val="24"/>
-          <w:szCs w:val="24"/>
-        </w:rPr>
-      </w:pPr>
-      <w:r>
-        <w:rPr>
-          <w:rFonts w:ascii="Times New Roman" w:hAnsi="Times New Roman" w:cs="Times New Roman"/>
-        </w:rPr>
-        <w:t>С оценкой ________________________</w:t>
-      </w:r>
-    </w:p>
-    <w:p>
-      <w:pPr>
-        <w:jc w:val="center"/>
-        <w:rPr>
-          <w:rFonts w:ascii="Times New Roman" w:hAnsi="Times New Roman" w:cs="Times New Roman"/>
-          <w:sz w:val="14"/>
-          <w:szCs w:val="14"/>
-        </w:rPr>
-      </w:pPr>
-    </w:p>
-    <w:p>
-      <w:pPr>
         <w:jc w:val="center"/>
         <w:rPr>
           <w:rFonts w:ascii="Times New Roman" w:hAnsi="Times New Roman" w:cs="Times New Roman"/>
@@ -785,6 +688,13 @@
     </w:p>
     <w:sdt>
       <w:sdtPr>
+        <w:rPr>
+          <w:rFonts w:asciiTheme="minorHAnsi" w:eastAsiaTheme="minorHAnsi" w:hAnsiTheme="minorHAnsi" w:cstheme="minorBidi"/>
+          <w:color w:val="auto"/>
+          <w:sz w:val="22"/>
+          <w:szCs w:val="22"/>
+          <w:lang w:eastAsia="en-US"/>
+        </w:rPr>
         <w:id w:val="764112180"/>
         <w:docPartObj>
           <w:docPartGallery w:val="Table of Contents"/>
@@ -793,13 +703,8 @@
       </w:sdtPr>
       <w:sdtEndPr>
         <w:rPr>
-          <w:rFonts w:asciiTheme="minorHAnsi" w:eastAsiaTheme="minorHAnsi" w:hAnsiTheme="minorHAnsi" w:cstheme="minorBidi"/>
           <w:b/>
           <w:bCs/>
-          <w:color w:val="auto"/>
-          <w:sz w:val="22"/>
-          <w:szCs w:val="22"/>
-          <w:lang w:eastAsia="en-US"/>
         </w:rPr>
       </w:sdtEndPr>
       <w:sdtContent>
@@ -1374,25 +1279,7 @@
           <w:sz w:val="28"/>
           <w:szCs w:val="28"/>
         </w:rPr>
-        <w:t>освоить способы взаимодействия с БД (</w:t>
-      </w:r>
-      <w:proofErr w:type="spellStart"/>
-      <w:r>
-        <w:rPr>
-          <w:rFonts w:ascii="Times New Roman" w:hAnsi="Times New Roman" w:cs="Times New Roman"/>
-          <w:sz w:val="28"/>
-          <w:szCs w:val="28"/>
-        </w:rPr>
-        <w:t>postgresql</w:t>
-      </w:r>
-      <w:proofErr w:type="spellEnd"/>
-      <w:r>
-        <w:rPr>
-          <w:rFonts w:ascii="Times New Roman" w:hAnsi="Times New Roman" w:cs="Times New Roman"/>
-          <w:sz w:val="28"/>
-          <w:szCs w:val="28"/>
-        </w:rPr>
-        <w:t>)</w:t>
+        <w:t>освоить способы взаимодействия с БД (postgresql)</w:t>
       </w:r>
     </w:p>
     <w:p>
@@ -1436,56 +1323,21 @@
           <w:sz w:val="28"/>
           <w:szCs w:val="28"/>
         </w:rPr>
-        <w:t xml:space="preserve">Для обеспечения взаимодействия между Python и системой управления базами данных </w:t>
-      </w:r>
-      <w:proofErr w:type="spellStart"/>
-      <w:r>
-        <w:rPr>
-          <w:rFonts w:ascii="Times New Roman" w:hAnsi="Times New Roman" w:cs="Times New Roman"/>
-          <w:sz w:val="28"/>
-          <w:szCs w:val="28"/>
-        </w:rPr>
-        <w:t>PostgreSQL</w:t>
-      </w:r>
-      <w:proofErr w:type="spellEnd"/>
-      <w:r>
-        <w:rPr>
-          <w:rFonts w:ascii="Times New Roman" w:hAnsi="Times New Roman" w:cs="Times New Roman"/>
-          <w:sz w:val="28"/>
-          <w:szCs w:val="28"/>
-        </w:rPr>
-        <w:t xml:space="preserve"> была задействована специализированная библиотека «</w:t>
-      </w:r>
-      <w:proofErr w:type="spellStart"/>
-      <w:r>
-        <w:rPr>
-          <w:rFonts w:ascii="Times New Roman" w:hAnsi="Times New Roman" w:cs="Times New Roman"/>
-          <w:sz w:val="28"/>
-          <w:szCs w:val="28"/>
-        </w:rPr>
-        <w:t>psycopg2</w:t>
-      </w:r>
-      <w:proofErr w:type="spellEnd"/>
-      <w:r>
-        <w:rPr>
-          <w:rFonts w:ascii="Times New Roman" w:hAnsi="Times New Roman" w:cs="Times New Roman"/>
-          <w:sz w:val="28"/>
-          <w:szCs w:val="28"/>
-        </w:rPr>
-        <w:t>»</w:t>
-      </w:r>
-    </w:p>
-    <w:p>
-      <w:pPr>
-        <w:rPr>
-          <w:rFonts w:ascii="Times New Roman" w:hAnsi="Times New Roman" w:cs="Times New Roman"/>
-          <w:sz w:val="28"/>
-          <w:szCs w:val="28"/>
-        </w:rPr>
-      </w:pPr>
-      <w:r>
-        <w:rPr>
-          <w:rFonts w:ascii="Times New Roman" w:hAnsi="Times New Roman" w:cs="Times New Roman"/>
+        <w:t>Для обеспечения взаимодействия между Python и системой управления базами данных PostgreSQL была задействована специализированная библиотека «psycopg2»</w:t>
+      </w:r>
+    </w:p>
+    <w:p>
+      <w:pPr>
+        <w:rPr>
+          <w:rFonts w:ascii="Times New Roman" w:hAnsi="Times New Roman" w:cs="Times New Roman"/>
+          <w:sz w:val="28"/>
+          <w:szCs w:val="28"/>
+        </w:rPr>
+      </w:pPr>
+      <w:r>
+        <w:rPr>
+          <w:rFonts w:ascii="Times New Roman" w:hAnsi="Times New Roman" w:cs="Times New Roman"/>
+          <w:noProof/>
           <w:sz w:val="28"/>
           <w:szCs w:val="28"/>
           <w:lang w:val="en-US"/>
@@ -1541,51 +1393,7 @@
           <w:sz w:val="28"/>
           <w:szCs w:val="28"/>
         </w:rPr>
-        <w:t xml:space="preserve">С помощью графического инструмента </w:t>
-      </w:r>
-      <w:proofErr w:type="spellStart"/>
-      <w:r>
-        <w:rPr>
-          <w:rFonts w:ascii="Times New Roman" w:hAnsi="Times New Roman" w:cs="Times New Roman"/>
-          <w:sz w:val="28"/>
-          <w:szCs w:val="28"/>
-        </w:rPr>
-        <w:t>PgAdmin</w:t>
-      </w:r>
-      <w:proofErr w:type="spellEnd"/>
-      <w:r>
-        <w:rPr>
-          <w:rFonts w:ascii="Times New Roman" w:hAnsi="Times New Roman" w:cs="Times New Roman"/>
-          <w:sz w:val="28"/>
-          <w:szCs w:val="28"/>
-        </w:rPr>
-        <w:t xml:space="preserve"> была инициализирована новая база данных с именем «</w:t>
-      </w:r>
-      <w:proofErr w:type="spellStart"/>
-      <w:r>
-        <w:rPr>
-          <w:rFonts w:ascii="Times New Roman" w:hAnsi="Times New Roman" w:cs="Times New Roman"/>
-          <w:sz w:val="28"/>
-          <w:szCs w:val="28"/>
-        </w:rPr>
-        <w:t>python_db</w:t>
-      </w:r>
-      <w:proofErr w:type="spellEnd"/>
-      <w:r>
-        <w:rPr>
-          <w:rFonts w:ascii="Times New Roman" w:hAnsi="Times New Roman" w:cs="Times New Roman"/>
-          <w:sz w:val="28"/>
-          <w:szCs w:val="28"/>
-        </w:rPr>
-        <w:t>»</w:t>
-      </w:r>
-      <w:r>
-        <w:rPr>
-          <w:rFonts w:ascii="Times New Roman" w:hAnsi="Times New Roman" w:cs="Times New Roman"/>
-          <w:sz w:val="28"/>
-          <w:szCs w:val="28"/>
-        </w:rPr>
-        <w:t>.</w:t>
+        <w:t>С помощью графического инструмента PgAdmin была инициализирована новая база данных с именем «python_db».</w:t>
       </w:r>
     </w:p>
     <w:p>
@@ -1623,18 +1431,8 @@
           <w:sz w:val="28"/>
           <w:szCs w:val="28"/>
         </w:rPr>
-        <w:t xml:space="preserve">Имя БД: </w:t>
-      </w:r>
-      <w:proofErr w:type="spellStart"/>
-      <w:r>
-        <w:rPr>
-          <w:rFonts w:ascii="Times New Roman" w:hAnsi="Times New Roman" w:cs="Times New Roman"/>
-          <w:sz w:val="28"/>
-          <w:szCs w:val="28"/>
-        </w:rPr>
-        <w:t>python_db</w:t>
-      </w:r>
-      <w:proofErr w:type="spellEnd"/>
+        <w:t>Имя БД: python_db</w:t>
+      </w:r>
     </w:p>
     <w:p>
       <w:pPr>
@@ -1654,18 +1452,8 @@
           <w:sz w:val="28"/>
           <w:szCs w:val="28"/>
         </w:rPr>
-        <w:t xml:space="preserve">Пользователь: </w:t>
-      </w:r>
-      <w:proofErr w:type="spellStart"/>
-      <w:r>
-        <w:rPr>
-          <w:rFonts w:ascii="Times New Roman" w:hAnsi="Times New Roman" w:cs="Times New Roman"/>
-          <w:sz w:val="28"/>
-          <w:szCs w:val="28"/>
-        </w:rPr>
-        <w:t>postgres</w:t>
-      </w:r>
-      <w:proofErr w:type="spellEnd"/>
+        <w:t>Пользователь: postgres</w:t>
+      </w:r>
     </w:p>
     <w:p>
       <w:pPr>
@@ -1685,18 +1473,8 @@
           <w:sz w:val="28"/>
           <w:szCs w:val="28"/>
         </w:rPr>
-        <w:t xml:space="preserve">Пароль: </w:t>
-      </w:r>
-      <w:proofErr w:type="spellStart"/>
-      <w:r>
-        <w:rPr>
-          <w:rFonts w:ascii="Times New Roman" w:hAnsi="Times New Roman" w:cs="Times New Roman"/>
-          <w:sz w:val="28"/>
-          <w:szCs w:val="28"/>
-        </w:rPr>
-        <w:t>postgres</w:t>
-      </w:r>
-      <w:proofErr w:type="spellEnd"/>
+        <w:t>Пароль: postgres</w:t>
+      </w:r>
     </w:p>
     <w:p>
       <w:pPr>
@@ -1716,18 +1494,8 @@
           <w:sz w:val="28"/>
           <w:szCs w:val="28"/>
         </w:rPr>
-        <w:t xml:space="preserve">Хост: </w:t>
-      </w:r>
-      <w:proofErr w:type="spellStart"/>
-      <w:r>
-        <w:rPr>
-          <w:rFonts w:ascii="Times New Roman" w:hAnsi="Times New Roman" w:cs="Times New Roman"/>
-          <w:sz w:val="28"/>
-          <w:szCs w:val="28"/>
-        </w:rPr>
-        <w:t>localhost</w:t>
-      </w:r>
-      <w:proofErr w:type="spellEnd"/>
+        <w:t>Хост: localhost</w:t>
+      </w:r>
     </w:p>
     <w:p>
       <w:pPr>
@@ -1763,6 +1531,7 @@
       <w:r>
         <w:rPr>
           <w:rFonts w:ascii="Times New Roman" w:hAnsi="Times New Roman" w:cs="Times New Roman"/>
+          <w:noProof/>
           <w:sz w:val="28"/>
           <w:szCs w:val="28"/>
           <w:lang w:val="en-US"/>
@@ -1819,25 +1588,7 @@
           <w:szCs w:val="28"/>
         </w:rPr>
         <w:lastRenderedPageBreak/>
-        <w:t xml:space="preserve">В конструкторе класса реализована функция, отвечающая за установление моста между приложением и сервером </w:t>
-      </w:r>
-      <w:proofErr w:type="spellStart"/>
-      <w:r>
-        <w:rPr>
-          <w:rFonts w:ascii="Times New Roman" w:hAnsi="Times New Roman" w:cs="Times New Roman"/>
-          <w:sz w:val="28"/>
-          <w:szCs w:val="28"/>
-        </w:rPr>
-        <w:t>PostgreSQL</w:t>
-      </w:r>
-      <w:proofErr w:type="spellEnd"/>
-      <w:r>
-        <w:rPr>
-          <w:rFonts w:ascii="Times New Roman" w:hAnsi="Times New Roman" w:cs="Times New Roman"/>
-          <w:sz w:val="28"/>
-          <w:szCs w:val="28"/>
-        </w:rPr>
-        <w:t>. Она принимает указанные параметры аутентификации и создает рабочий курсор</w:t>
+        <w:t>В конструкторе класса реализована функция, отвечающая за установление моста между приложением и сервером PostgreSQL. Она принимает указанные параметры аутентификации и создает рабочий курсор</w:t>
       </w:r>
     </w:p>
     <w:p>
@@ -1885,7 +1636,6 @@
         </w:rPr>
         <w:t xml:space="preserve"> __</w:t>
       </w:r>
-      <w:proofErr w:type="spellStart"/>
       <w:r>
         <w:rPr>
           <w:rFonts w:ascii="Times New Roman" w:hAnsi="Times New Roman" w:cs="Times New Roman"/>
@@ -1893,7 +1643,6 @@
         </w:rPr>
         <w:t>init</w:t>
       </w:r>
-      <w:proofErr w:type="spellEnd"/>
       <w:r>
         <w:rPr>
           <w:rFonts w:ascii="Times New Roman" w:hAnsi="Times New Roman" w:cs="Times New Roman"/>
@@ -1973,146 +1722,57 @@
         </w:rPr>
         <w:t xml:space="preserve"> </w:t>
       </w:r>
-      <w:proofErr w:type="spellStart"/>
-      <w:r>
-        <w:rPr>
-          <w:rFonts w:ascii="Times New Roman" w:hAnsi="Times New Roman" w:cs="Times New Roman"/>
-          <w:lang w:val="en-US"/>
-        </w:rPr>
-        <w:t>self.conn</w:t>
-      </w:r>
-      <w:proofErr w:type="spellEnd"/>
-      <w:r>
-        <w:rPr>
-          <w:rFonts w:ascii="Times New Roman" w:hAnsi="Times New Roman" w:cs="Times New Roman"/>
-          <w:lang w:val="en-US"/>
-        </w:rPr>
-        <w:t xml:space="preserve"> = </w:t>
-      </w:r>
-      <w:proofErr w:type="spellStart"/>
-      <w:r>
-        <w:rPr>
-          <w:rFonts w:ascii="Times New Roman" w:hAnsi="Times New Roman" w:cs="Times New Roman"/>
-          <w:lang w:val="en-US"/>
-        </w:rPr>
-        <w:t>psycopg2.connect</w:t>
-      </w:r>
-      <w:proofErr w:type="spellEnd"/>
-      <w:r>
-        <w:rPr>
-          <w:rFonts w:ascii="Times New Roman" w:hAnsi="Times New Roman" w:cs="Times New Roman"/>
-          <w:lang w:val="en-US"/>
-        </w:rPr>
-        <w:t>(</w:t>
-      </w:r>
-    </w:p>
-    <w:p>
-      <w:pPr>
-        <w:rPr>
-          <w:rFonts w:ascii="Times New Roman" w:hAnsi="Times New Roman" w:cs="Times New Roman"/>
-          <w:lang w:val="en-US"/>
-        </w:rPr>
-      </w:pPr>
-      <w:r>
-        <w:rPr>
-          <w:rFonts w:ascii="Times New Roman" w:hAnsi="Times New Roman" w:cs="Times New Roman"/>
-          <w:lang w:val="en-US"/>
-        </w:rPr>
-        <w:t xml:space="preserve">            </w:t>
-      </w:r>
-      <w:proofErr w:type="spellStart"/>
-      <w:r>
-        <w:rPr>
-          <w:rFonts w:ascii="Times New Roman" w:hAnsi="Times New Roman" w:cs="Times New Roman"/>
-          <w:lang w:val="en-US"/>
-        </w:rPr>
-        <w:t>dbname</w:t>
-      </w:r>
-      <w:proofErr w:type="spellEnd"/>
-      <w:r>
-        <w:rPr>
-          <w:rFonts w:ascii="Times New Roman" w:hAnsi="Times New Roman" w:cs="Times New Roman"/>
-          <w:lang w:val="en-US"/>
-        </w:rPr>
-        <w:t>="</w:t>
-      </w:r>
-      <w:proofErr w:type="spellStart"/>
-      <w:r>
-        <w:rPr>
-          <w:rFonts w:ascii="Times New Roman" w:hAnsi="Times New Roman" w:cs="Times New Roman"/>
-          <w:lang w:val="en-US"/>
-        </w:rPr>
-        <w:t>python_db</w:t>
-      </w:r>
-      <w:proofErr w:type="spellEnd"/>
-      <w:r>
-        <w:rPr>
-          <w:rFonts w:ascii="Times New Roman" w:hAnsi="Times New Roman" w:cs="Times New Roman"/>
-          <w:lang w:val="en-US"/>
-        </w:rPr>
-        <w:t>",</w:t>
-      </w:r>
-    </w:p>
-    <w:p>
-      <w:pPr>
-        <w:rPr>
-          <w:rFonts w:ascii="Times New Roman" w:hAnsi="Times New Roman" w:cs="Times New Roman"/>
-          <w:lang w:val="en-US"/>
-        </w:rPr>
-      </w:pPr>
-      <w:r>
-        <w:rPr>
-          <w:rFonts w:ascii="Times New Roman" w:hAnsi="Times New Roman" w:cs="Times New Roman"/>
-          <w:lang w:val="en-US"/>
-        </w:rPr>
-        <w:t>            user="</w:t>
-      </w:r>
-      <w:proofErr w:type="spellStart"/>
-      <w:r>
-        <w:rPr>
-          <w:rFonts w:ascii="Times New Roman" w:hAnsi="Times New Roman" w:cs="Times New Roman"/>
-          <w:lang w:val="en-US"/>
-        </w:rPr>
-        <w:t>postgres</w:t>
-      </w:r>
-      <w:proofErr w:type="spellEnd"/>
-      <w:r>
-        <w:rPr>
-          <w:rFonts w:ascii="Times New Roman" w:hAnsi="Times New Roman" w:cs="Times New Roman"/>
-          <w:lang w:val="en-US"/>
-        </w:rPr>
-        <w:t>",</w:t>
-      </w:r>
-    </w:p>
-    <w:p>
-      <w:pPr>
-        <w:rPr>
-          <w:rFonts w:ascii="Times New Roman" w:hAnsi="Times New Roman" w:cs="Times New Roman"/>
-          <w:lang w:val="en-US"/>
-        </w:rPr>
-      </w:pPr>
-      <w:r>
-        <w:rPr>
-          <w:rFonts w:ascii="Times New Roman" w:hAnsi="Times New Roman" w:cs="Times New Roman"/>
-          <w:lang w:val="en-US"/>
-        </w:rPr>
-        <w:t>            password="</w:t>
-      </w:r>
-      <w:proofErr w:type="spellStart"/>
-      <w:r>
-        <w:rPr>
-          <w:rFonts w:ascii="Times New Roman" w:hAnsi="Times New Roman" w:cs="Times New Roman"/>
-          <w:lang w:val="en-US"/>
-        </w:rPr>
-        <w:t>postgres</w:t>
-      </w:r>
-      <w:proofErr w:type="spellEnd"/>
-      <w:r>
-        <w:rPr>
-          <w:rFonts w:ascii="Times New Roman" w:hAnsi="Times New Roman" w:cs="Times New Roman"/>
-          <w:lang w:val="en-US"/>
-        </w:rPr>
-        <w:t>",</w:t>
+      <w:r>
+        <w:rPr>
+          <w:rFonts w:ascii="Times New Roman" w:hAnsi="Times New Roman" w:cs="Times New Roman"/>
+          <w:lang w:val="en-US"/>
+        </w:rPr>
+        <w:t>self.conn = psycopg2.connect(</w:t>
+      </w:r>
+    </w:p>
+    <w:p>
+      <w:pPr>
+        <w:rPr>
+          <w:rFonts w:ascii="Times New Roman" w:hAnsi="Times New Roman" w:cs="Times New Roman"/>
+          <w:lang w:val="en-US"/>
+        </w:rPr>
+      </w:pPr>
+      <w:r>
+        <w:rPr>
+          <w:rFonts w:ascii="Times New Roman" w:hAnsi="Times New Roman" w:cs="Times New Roman"/>
+          <w:lang w:val="en-US"/>
+        </w:rPr>
+        <w:t>            dbname="python_db",</w:t>
+      </w:r>
+    </w:p>
+    <w:p>
+      <w:pPr>
+        <w:rPr>
+          <w:rFonts w:ascii="Times New Roman" w:hAnsi="Times New Roman" w:cs="Times New Roman"/>
+          <w:lang w:val="en-US"/>
+        </w:rPr>
+      </w:pPr>
+      <w:r>
+        <w:rPr>
+          <w:rFonts w:ascii="Times New Roman" w:hAnsi="Times New Roman" w:cs="Times New Roman"/>
+          <w:lang w:val="en-US"/>
+        </w:rPr>
+        <w:t>            user="postgres",</w:t>
+      </w:r>
+    </w:p>
+    <w:p>
+      <w:pPr>
+        <w:rPr>
+          <w:rFonts w:ascii="Times New Roman" w:hAnsi="Times New Roman" w:cs="Times New Roman"/>
+          <w:lang w:val="en-US"/>
+        </w:rPr>
+      </w:pPr>
+      <w:r>
+        <w:rPr>
+          <w:rFonts w:ascii="Times New Roman" w:hAnsi="Times New Roman" w:cs="Times New Roman"/>
+          <w:lang w:val="en-US"/>
+        </w:rPr>
+        <w:t>            password="postgres",</w:t>
       </w:r>
     </w:p>
     <w:p>
@@ -2172,39 +1832,7 @@
           <w:rFonts w:ascii="Times New Roman" w:hAnsi="Times New Roman" w:cs="Times New Roman"/>
           <w:lang w:val="en-US"/>
         </w:rPr>
-        <w:t xml:space="preserve">        </w:t>
-      </w:r>
-      <w:proofErr w:type="spellStart"/>
-      <w:r>
-        <w:rPr>
-          <w:rFonts w:ascii="Times New Roman" w:hAnsi="Times New Roman" w:cs="Times New Roman"/>
-          <w:lang w:val="en-US"/>
-        </w:rPr>
-        <w:t>self.cur</w:t>
-      </w:r>
-      <w:proofErr w:type="spellEnd"/>
-      <w:r>
-        <w:rPr>
-          <w:rFonts w:ascii="Times New Roman" w:hAnsi="Times New Roman" w:cs="Times New Roman"/>
-          <w:lang w:val="en-US"/>
-        </w:rPr>
-        <w:t xml:space="preserve"> = </w:t>
-      </w:r>
-      <w:proofErr w:type="spellStart"/>
-      <w:r>
-        <w:rPr>
-          <w:rFonts w:ascii="Times New Roman" w:hAnsi="Times New Roman" w:cs="Times New Roman"/>
-          <w:lang w:val="en-US"/>
-        </w:rPr>
-        <w:t>self.conn.cursor</w:t>
-      </w:r>
-      <w:proofErr w:type="spellEnd"/>
-      <w:r>
-        <w:rPr>
-          <w:rFonts w:ascii="Times New Roman" w:hAnsi="Times New Roman" w:cs="Times New Roman"/>
-          <w:lang w:val="en-US"/>
-        </w:rPr>
-        <w:t>()</w:t>
+        <w:t>        self.cur = self.conn.cursor()</w:t>
       </w:r>
     </w:p>
     <w:p>
@@ -2231,29 +1859,7 @@
           <w:sz w:val="28"/>
           <w:szCs w:val="28"/>
         </w:rPr>
-        <w:t>«</w:t>
-      </w:r>
-      <w:proofErr w:type="spellStart"/>
-      <w:r>
-        <w:rPr>
-          <w:rFonts w:ascii="Times New Roman" w:hAnsi="Times New Roman" w:cs="Times New Roman"/>
-          <w:b/>
-          <w:bCs/>
-          <w:sz w:val="28"/>
-          <w:szCs w:val="28"/>
-        </w:rPr>
-        <w:t>users</w:t>
-      </w:r>
-      <w:proofErr w:type="spellEnd"/>
-      <w:r>
-        <w:rPr>
-          <w:rFonts w:ascii="Times New Roman" w:hAnsi="Times New Roman" w:cs="Times New Roman"/>
-          <w:b/>
-          <w:bCs/>
-          <w:sz w:val="28"/>
-          <w:szCs w:val="28"/>
-        </w:rPr>
-        <w:t>»</w:t>
+        <w:t>«users»</w:t>
       </w:r>
       <w:r>
         <w:rPr>
@@ -2408,21 +2014,12 @@
         </w:rPr>
         <w:t xml:space="preserve"> </w:t>
       </w:r>
-      <w:proofErr w:type="spellStart"/>
-      <w:r>
-        <w:rPr>
-          <w:rFonts w:ascii="Times New Roman" w:hAnsi="Times New Roman" w:cs="Times New Roman"/>
-          <w:lang w:val="en-US"/>
-        </w:rPr>
-        <w:t>self.cur.execute</w:t>
-      </w:r>
-      <w:proofErr w:type="spellEnd"/>
-      <w:r>
-        <w:rPr>
-          <w:rFonts w:ascii="Times New Roman" w:hAnsi="Times New Roman" w:cs="Times New Roman"/>
-          <w:lang w:val="en-US"/>
-        </w:rPr>
-        <w:t>("""</w:t>
+      <w:r>
+        <w:rPr>
+          <w:rFonts w:ascii="Times New Roman" w:hAnsi="Times New Roman" w:cs="Times New Roman"/>
+          <w:lang w:val="en-US"/>
+        </w:rPr>
+        <w:t>self.cur.execute("""</w:t>
       </w:r>
     </w:p>
     <w:p>
@@ -2527,166 +2124,523 @@
           <w:rFonts w:ascii="Times New Roman" w:hAnsi="Times New Roman" w:cs="Times New Roman"/>
           <w:lang w:val="en-US"/>
         </w:rPr>
+        <w:t>        self.conn.commit()</w:t>
+      </w:r>
+    </w:p>
+    <w:p>
+      <w:pPr>
+        <w:rPr>
+          <w:rFonts w:ascii="Times New Roman" w:hAnsi="Times New Roman" w:cs="Times New Roman"/>
+          <w:sz w:val="28"/>
+          <w:szCs w:val="28"/>
+        </w:rPr>
+      </w:pPr>
+      <w:r>
+        <w:rPr>
+          <w:rFonts w:ascii="Times New Roman" w:hAnsi="Times New Roman" w:cs="Times New Roman"/>
+          <w:sz w:val="28"/>
+          <w:szCs w:val="28"/>
+        </w:rPr>
+        <w:t>В рамках разработанного класса представлены четыре ключевых метода, выполняющие основные действия с данными:</w:t>
+      </w:r>
+    </w:p>
+    <w:p>
+      <w:pPr>
+        <w:rPr>
+          <w:rFonts w:ascii="Times New Roman" w:hAnsi="Times New Roman" w:cs="Times New Roman"/>
+        </w:rPr>
+      </w:pPr>
+      <w:r>
+        <w:rPr>
+          <w:rFonts w:ascii="Times New Roman" w:hAnsi="Times New Roman" w:cs="Times New Roman"/>
+        </w:rPr>
+        <w:t># CREATE - операция создания (добавления) данных</w:t>
+      </w:r>
+    </w:p>
+    <w:p>
+      <w:pPr>
+        <w:rPr>
+          <w:rFonts w:ascii="Times New Roman" w:hAnsi="Times New Roman" w:cs="Times New Roman"/>
+        </w:rPr>
+      </w:pPr>
+      <w:r>
+        <w:rPr>
+          <w:rFonts w:ascii="Times New Roman" w:hAnsi="Times New Roman" w:cs="Times New Roman"/>
+        </w:rPr>
+        <w:t>    def add_user(self, name, age):</w:t>
+      </w:r>
+    </w:p>
+    <w:p>
+      <w:pPr>
+        <w:rPr>
+          <w:rFonts w:ascii="Times New Roman" w:hAnsi="Times New Roman" w:cs="Times New Roman"/>
+          <w:lang w:val="en-US"/>
+        </w:rPr>
+      </w:pPr>
+      <w:r>
+        <w:rPr>
+          <w:rFonts w:ascii="Times New Roman" w:hAnsi="Times New Roman" w:cs="Times New Roman"/>
+        </w:rPr>
         <w:t xml:space="preserve">        </w:t>
       </w:r>
-      <w:proofErr w:type="spellStart"/>
-      <w:r>
-        <w:rPr>
-          <w:rFonts w:ascii="Times New Roman" w:hAnsi="Times New Roman" w:cs="Times New Roman"/>
-          <w:lang w:val="en-US"/>
-        </w:rPr>
-        <w:t>self.conn.commit</w:t>
-      </w:r>
-      <w:proofErr w:type="spellEnd"/>
-      <w:r>
-        <w:rPr>
-          <w:rFonts w:ascii="Times New Roman" w:hAnsi="Times New Roman" w:cs="Times New Roman"/>
-          <w:lang w:val="en-US"/>
-        </w:rPr>
-        <w:t>()</w:t>
-      </w:r>
-    </w:p>
-    <w:p>
-      <w:pPr>
-        <w:rPr>
-          <w:rFonts w:ascii="Times New Roman" w:hAnsi="Times New Roman" w:cs="Times New Roman"/>
-          <w:sz w:val="28"/>
-          <w:szCs w:val="28"/>
-        </w:rPr>
-      </w:pPr>
-      <w:r>
-        <w:rPr>
-          <w:rFonts w:ascii="Times New Roman" w:hAnsi="Times New Roman" w:cs="Times New Roman"/>
-          <w:sz w:val="28"/>
-          <w:szCs w:val="28"/>
-        </w:rPr>
-        <w:t xml:space="preserve">В рамках разработанного класса представлены четыре ключевых метода, </w:t>
-      </w:r>
-      <w:r>
-        <w:rPr>
-          <w:rFonts w:ascii="Times New Roman" w:hAnsi="Times New Roman" w:cs="Times New Roman"/>
-          <w:sz w:val="28"/>
-          <w:szCs w:val="28"/>
-        </w:rPr>
-        <w:t>выполняющие основные действия</w:t>
-      </w:r>
-      <w:r>
-        <w:rPr>
-          <w:rFonts w:ascii="Times New Roman" w:hAnsi="Times New Roman" w:cs="Times New Roman"/>
-          <w:sz w:val="28"/>
-          <w:szCs w:val="28"/>
-        </w:rPr>
-        <w:t xml:space="preserve"> с данными:</w:t>
-      </w:r>
-    </w:p>
-    <w:p>
-      <w:pPr>
-        <w:rPr>
-          <w:rFonts w:ascii="Times New Roman" w:hAnsi="Times New Roman" w:cs="Times New Roman"/>
-        </w:rPr>
-      </w:pPr>
-      <w:r>
-        <w:rPr>
-          <w:rFonts w:ascii="Times New Roman" w:hAnsi="Times New Roman" w:cs="Times New Roman"/>
-        </w:rPr>
-        <w:t xml:space="preserve"># </w:t>
-      </w:r>
-      <w:proofErr w:type="spellStart"/>
-      <w:r>
-        <w:rPr>
-          <w:rFonts w:ascii="Times New Roman" w:hAnsi="Times New Roman" w:cs="Times New Roman"/>
-        </w:rPr>
-        <w:t>CREATE</w:t>
-      </w:r>
-      <w:proofErr w:type="spellEnd"/>
-      <w:r>
-        <w:rPr>
-          <w:rFonts w:ascii="Times New Roman" w:hAnsi="Times New Roman" w:cs="Times New Roman"/>
-        </w:rPr>
-        <w:t xml:space="preserve"> - операция создания (добавления) данных</w:t>
-      </w:r>
-    </w:p>
-    <w:p>
-      <w:pPr>
-        <w:rPr>
-          <w:rFonts w:ascii="Times New Roman" w:hAnsi="Times New Roman" w:cs="Times New Roman"/>
-        </w:rPr>
-      </w:pPr>
-      <w:r>
-        <w:rPr>
-          <w:rFonts w:ascii="Times New Roman" w:hAnsi="Times New Roman" w:cs="Times New Roman"/>
+      <w:r>
+        <w:rPr>
+          <w:rFonts w:ascii="Times New Roman" w:hAnsi="Times New Roman" w:cs="Times New Roman"/>
+          <w:lang w:val="en-US"/>
+        </w:rPr>
+        <w:t>self.cur.execute(</w:t>
+      </w:r>
+    </w:p>
+    <w:p>
+      <w:pPr>
+        <w:rPr>
+          <w:rFonts w:ascii="Times New Roman" w:hAnsi="Times New Roman" w:cs="Times New Roman"/>
+          <w:lang w:val="en-US"/>
+        </w:rPr>
+      </w:pPr>
+      <w:r>
+        <w:rPr>
+          <w:rFonts w:ascii="Times New Roman" w:hAnsi="Times New Roman" w:cs="Times New Roman"/>
+          <w:lang w:val="en-US"/>
+        </w:rPr>
+        <w:t>            "INSERT INTO users (name, age) VALUES (%s, %s);",</w:t>
+      </w:r>
+    </w:p>
+    <w:p>
+      <w:pPr>
+        <w:rPr>
+          <w:rFonts w:ascii="Times New Roman" w:hAnsi="Times New Roman" w:cs="Times New Roman"/>
+          <w:lang w:val="en-US"/>
+        </w:rPr>
+      </w:pPr>
+      <w:r>
+        <w:rPr>
+          <w:rFonts w:ascii="Times New Roman" w:hAnsi="Times New Roman" w:cs="Times New Roman"/>
+          <w:lang w:val="en-US"/>
+        </w:rPr>
+        <w:t>            (name, age)</w:t>
+      </w:r>
+    </w:p>
+    <w:p>
+      <w:pPr>
+        <w:rPr>
+          <w:rFonts w:ascii="Times New Roman" w:hAnsi="Times New Roman" w:cs="Times New Roman"/>
+          <w:lang w:val="en-US"/>
+        </w:rPr>
+      </w:pPr>
+      <w:r>
+        <w:rPr>
+          <w:rFonts w:ascii="Times New Roman" w:hAnsi="Times New Roman" w:cs="Times New Roman"/>
+          <w:lang w:val="en-US"/>
+        </w:rPr>
+        <w:t>        )</w:t>
+      </w:r>
+    </w:p>
+    <w:p>
+      <w:pPr>
+        <w:rPr>
+          <w:rFonts w:ascii="Times New Roman" w:hAnsi="Times New Roman" w:cs="Times New Roman"/>
+          <w:lang w:val="en-US"/>
+        </w:rPr>
+      </w:pPr>
+      <w:r>
+        <w:rPr>
+          <w:rFonts w:ascii="Times New Roman" w:hAnsi="Times New Roman" w:cs="Times New Roman"/>
+          <w:lang w:val="en-US"/>
+        </w:rPr>
+        <w:t>        self.conn.commit()</w:t>
+      </w:r>
+    </w:p>
+    <w:p>
+      <w:pPr>
+        <w:rPr>
+          <w:rFonts w:ascii="Times New Roman" w:hAnsi="Times New Roman" w:cs="Times New Roman"/>
+          <w:lang w:val="en-US"/>
+        </w:rPr>
+      </w:pPr>
+    </w:p>
+    <w:p>
+      <w:pPr>
+        <w:rPr>
+          <w:rFonts w:ascii="Times New Roman" w:hAnsi="Times New Roman" w:cs="Times New Roman"/>
+        </w:rPr>
+      </w:pPr>
+      <w:r>
+        <w:rPr>
+          <w:rFonts w:ascii="Times New Roman" w:hAnsi="Times New Roman" w:cs="Times New Roman"/>
+          <w:lang w:val="en-US"/>
         </w:rPr>
         <w:t xml:space="preserve">    </w:t>
       </w:r>
-      <w:proofErr w:type="spellStart"/>
-      <w:r>
-        <w:rPr>
-          <w:rFonts w:ascii="Times New Roman" w:hAnsi="Times New Roman" w:cs="Times New Roman"/>
-        </w:rPr>
-        <w:t>def</w:t>
-      </w:r>
-      <w:proofErr w:type="spellEnd"/>
-      <w:r>
-        <w:rPr>
-          <w:rFonts w:ascii="Times New Roman" w:hAnsi="Times New Roman" w:cs="Times New Roman"/>
+      <w:r>
+        <w:rPr>
+          <w:rFonts w:ascii="Times New Roman" w:hAnsi="Times New Roman" w:cs="Times New Roman"/>
+        </w:rPr>
+        <w:t># READ - операция чтения данных</w:t>
+      </w:r>
+    </w:p>
+    <w:p>
+      <w:pPr>
+        <w:rPr>
+          <w:rFonts w:ascii="Times New Roman" w:hAnsi="Times New Roman" w:cs="Times New Roman"/>
+          <w:lang w:val="en-US"/>
+        </w:rPr>
+      </w:pPr>
+      <w:r>
+        <w:rPr>
+          <w:rFonts w:ascii="Times New Roman" w:hAnsi="Times New Roman" w:cs="Times New Roman"/>
+        </w:rPr>
+        <w:t xml:space="preserve">    </w:t>
+      </w:r>
+      <w:r>
+        <w:rPr>
+          <w:rFonts w:ascii="Times New Roman" w:hAnsi="Times New Roman" w:cs="Times New Roman"/>
+          <w:lang w:val="en-US"/>
+        </w:rPr>
+        <w:t>def get_users(self):</w:t>
+      </w:r>
+    </w:p>
+    <w:p>
+      <w:pPr>
+        <w:rPr>
+          <w:rFonts w:ascii="Times New Roman" w:hAnsi="Times New Roman" w:cs="Times New Roman"/>
+          <w:lang w:val="en-US"/>
+        </w:rPr>
+      </w:pPr>
+      <w:r>
+        <w:rPr>
+          <w:rFonts w:ascii="Times New Roman" w:hAnsi="Times New Roman" w:cs="Times New Roman"/>
+          <w:lang w:val="en-US"/>
+        </w:rPr>
+        <w:t>        self.cur.execute("SELECT * FROM users;")</w:t>
+      </w:r>
+    </w:p>
+    <w:p>
+      <w:pPr>
+        <w:rPr>
+          <w:rFonts w:ascii="Times New Roman" w:hAnsi="Times New Roman" w:cs="Times New Roman"/>
+        </w:rPr>
+      </w:pPr>
+      <w:r>
+        <w:rPr>
+          <w:rFonts w:ascii="Times New Roman" w:hAnsi="Times New Roman" w:cs="Times New Roman"/>
+          <w:lang w:val="en-US"/>
+        </w:rPr>
+        <w:t xml:space="preserve">        </w:t>
+      </w:r>
+      <w:r>
+        <w:rPr>
+          <w:rFonts w:ascii="Times New Roman" w:hAnsi="Times New Roman" w:cs="Times New Roman"/>
+        </w:rPr>
+        <w:t>return self.cur.fetchall()</w:t>
+      </w:r>
+    </w:p>
+    <w:p>
+      <w:pPr>
+        <w:rPr>
+          <w:rFonts w:ascii="Times New Roman" w:hAnsi="Times New Roman" w:cs="Times New Roman"/>
+        </w:rPr>
+      </w:pPr>
+    </w:p>
+    <w:p>
+      <w:pPr>
+        <w:rPr>
+          <w:rFonts w:ascii="Times New Roman" w:hAnsi="Times New Roman" w:cs="Times New Roman"/>
+        </w:rPr>
+      </w:pPr>
+      <w:r>
+        <w:rPr>
+          <w:rFonts w:ascii="Times New Roman" w:hAnsi="Times New Roman" w:cs="Times New Roman"/>
+        </w:rPr>
+        <w:t>    # UPDATE - операция обновления данных</w:t>
+      </w:r>
+    </w:p>
+    <w:p>
+      <w:pPr>
+        <w:rPr>
+          <w:rFonts w:ascii="Times New Roman" w:hAnsi="Times New Roman" w:cs="Times New Roman"/>
+          <w:lang w:val="en-US"/>
+        </w:rPr>
+      </w:pPr>
+      <w:r>
+        <w:rPr>
+          <w:rFonts w:ascii="Times New Roman" w:hAnsi="Times New Roman" w:cs="Times New Roman"/>
+        </w:rPr>
+        <w:t xml:space="preserve">    </w:t>
+      </w:r>
+      <w:r>
+        <w:rPr>
+          <w:rFonts w:ascii="Times New Roman" w:hAnsi="Times New Roman" w:cs="Times New Roman"/>
+          <w:lang w:val="en-US"/>
+        </w:rPr>
+        <w:t>def update_user(self, user_id, new_age):</w:t>
+      </w:r>
+    </w:p>
+    <w:p>
+      <w:pPr>
+        <w:rPr>
+          <w:rFonts w:ascii="Times New Roman" w:hAnsi="Times New Roman" w:cs="Times New Roman"/>
+          <w:lang w:val="en-US"/>
+        </w:rPr>
+      </w:pPr>
+      <w:r>
+        <w:rPr>
+          <w:rFonts w:ascii="Times New Roman" w:hAnsi="Times New Roman" w:cs="Times New Roman"/>
+          <w:lang w:val="en-US"/>
+        </w:rPr>
+        <w:t>        self.cur.execute(</w:t>
+      </w:r>
+    </w:p>
+    <w:p>
+      <w:pPr>
+        <w:rPr>
+          <w:rFonts w:ascii="Times New Roman" w:hAnsi="Times New Roman" w:cs="Times New Roman"/>
+          <w:lang w:val="en-US"/>
+        </w:rPr>
+      </w:pPr>
+      <w:r>
+        <w:rPr>
+          <w:rFonts w:ascii="Times New Roman" w:hAnsi="Times New Roman" w:cs="Times New Roman"/>
+          <w:lang w:val="en-US"/>
+        </w:rPr>
+        <w:t>            "UPDATE users SET age = %s WHERE id = %s;",</w:t>
+      </w:r>
+    </w:p>
+    <w:p>
+      <w:pPr>
+        <w:rPr>
+          <w:rFonts w:ascii="Times New Roman" w:hAnsi="Times New Roman" w:cs="Times New Roman"/>
+          <w:lang w:val="en-US"/>
+        </w:rPr>
+      </w:pPr>
+      <w:r>
+        <w:rPr>
+          <w:rFonts w:ascii="Times New Roman" w:hAnsi="Times New Roman" w:cs="Times New Roman"/>
+          <w:lang w:val="en-US"/>
+        </w:rPr>
+        <w:t>            (new_age, user_id)</w:t>
+      </w:r>
+    </w:p>
+    <w:p>
+      <w:pPr>
+        <w:rPr>
+          <w:rFonts w:ascii="Times New Roman" w:hAnsi="Times New Roman" w:cs="Times New Roman"/>
+          <w:lang w:val="en-US"/>
+        </w:rPr>
+      </w:pPr>
+      <w:r>
+        <w:rPr>
+          <w:rFonts w:ascii="Times New Roman" w:hAnsi="Times New Roman" w:cs="Times New Roman"/>
+          <w:lang w:val="en-US"/>
+        </w:rPr>
+        <w:t>        )</w:t>
+      </w:r>
+    </w:p>
+    <w:p>
+      <w:pPr>
+        <w:rPr>
+          <w:rFonts w:ascii="Times New Roman" w:hAnsi="Times New Roman" w:cs="Times New Roman"/>
+          <w:lang w:val="en-US"/>
+        </w:rPr>
+      </w:pPr>
+      <w:r>
+        <w:rPr>
+          <w:rFonts w:ascii="Times New Roman" w:hAnsi="Times New Roman" w:cs="Times New Roman"/>
+          <w:lang w:val="en-US"/>
+        </w:rPr>
+        <w:t>        self.conn.commit()</w:t>
+      </w:r>
+    </w:p>
+    <w:p>
+      <w:pPr>
+        <w:rPr>
+          <w:rFonts w:ascii="Times New Roman" w:hAnsi="Times New Roman" w:cs="Times New Roman"/>
+          <w:lang w:val="en-US"/>
+        </w:rPr>
+      </w:pPr>
+    </w:p>
+    <w:p>
+      <w:pPr>
+        <w:rPr>
+          <w:rFonts w:ascii="Times New Roman" w:hAnsi="Times New Roman" w:cs="Times New Roman"/>
+          <w:lang w:val="en-US"/>
+        </w:rPr>
+      </w:pPr>
+      <w:r>
+        <w:rPr>
+          <w:rFonts w:ascii="Times New Roman" w:hAnsi="Times New Roman" w:cs="Times New Roman"/>
+          <w:lang w:val="en-US"/>
+        </w:rPr>
+        <w:t xml:space="preserve">    # DELETE - </w:t>
+      </w:r>
+      <w:r>
+        <w:rPr>
+          <w:rFonts w:ascii="Times New Roman" w:hAnsi="Times New Roman" w:cs="Times New Roman"/>
+        </w:rPr>
+        <w:t>операция</w:t>
+      </w:r>
+      <w:r>
+        <w:rPr>
+          <w:rFonts w:ascii="Times New Roman" w:hAnsi="Times New Roman" w:cs="Times New Roman"/>
+          <w:lang w:val="en-US"/>
         </w:rPr>
         <w:t xml:space="preserve"> </w:t>
       </w:r>
-      <w:proofErr w:type="spellStart"/>
-      <w:r>
-        <w:rPr>
-          <w:rFonts w:ascii="Times New Roman" w:hAnsi="Times New Roman" w:cs="Times New Roman"/>
-        </w:rPr>
-        <w:t>add_user</w:t>
-      </w:r>
-      <w:proofErr w:type="spellEnd"/>
-      <w:r>
-        <w:rPr>
-          <w:rFonts w:ascii="Times New Roman" w:hAnsi="Times New Roman" w:cs="Times New Roman"/>
-        </w:rPr>
-        <w:t>(</w:t>
-      </w:r>
-      <w:proofErr w:type="spellStart"/>
-      <w:r>
-        <w:rPr>
-          <w:rFonts w:ascii="Times New Roman" w:hAnsi="Times New Roman" w:cs="Times New Roman"/>
-        </w:rPr>
-        <w:t>self</w:t>
-      </w:r>
-      <w:proofErr w:type="spellEnd"/>
-      <w:r>
-        <w:rPr>
-          <w:rFonts w:ascii="Times New Roman" w:hAnsi="Times New Roman" w:cs="Times New Roman"/>
-        </w:rPr>
-        <w:t xml:space="preserve">, </w:t>
-      </w:r>
-      <w:proofErr w:type="spellStart"/>
-      <w:r>
-        <w:rPr>
-          <w:rFonts w:ascii="Times New Roman" w:hAnsi="Times New Roman" w:cs="Times New Roman"/>
-        </w:rPr>
-        <w:t>name</w:t>
-      </w:r>
-      <w:proofErr w:type="spellEnd"/>
-      <w:r>
-        <w:rPr>
-          <w:rFonts w:ascii="Times New Roman" w:hAnsi="Times New Roman" w:cs="Times New Roman"/>
-        </w:rPr>
-        <w:t xml:space="preserve">, </w:t>
-      </w:r>
-      <w:proofErr w:type="spellStart"/>
-      <w:r>
-        <w:rPr>
-          <w:rFonts w:ascii="Times New Roman" w:hAnsi="Times New Roman" w:cs="Times New Roman"/>
-        </w:rPr>
-        <w:t>age</w:t>
-      </w:r>
-      <w:proofErr w:type="spellEnd"/>
-      <w:r>
-        <w:rPr>
-          <w:rFonts w:ascii="Times New Roman" w:hAnsi="Times New Roman" w:cs="Times New Roman"/>
-        </w:rPr>
-        <w:t>):</w:t>
+      <w:r>
+        <w:rPr>
+          <w:rFonts w:ascii="Times New Roman" w:hAnsi="Times New Roman" w:cs="Times New Roman"/>
+        </w:rPr>
+        <w:t>удаления</w:t>
+      </w:r>
+      <w:r>
+        <w:rPr>
+          <w:rFonts w:ascii="Times New Roman" w:hAnsi="Times New Roman" w:cs="Times New Roman"/>
+          <w:lang w:val="en-US"/>
+        </w:rPr>
+        <w:t xml:space="preserve"> </w:t>
+      </w:r>
+      <w:r>
+        <w:rPr>
+          <w:rFonts w:ascii="Times New Roman" w:hAnsi="Times New Roman" w:cs="Times New Roman"/>
+        </w:rPr>
+        <w:t>данных</w:t>
+      </w:r>
+    </w:p>
+    <w:p>
+      <w:pPr>
+        <w:rPr>
+          <w:rFonts w:ascii="Times New Roman" w:hAnsi="Times New Roman" w:cs="Times New Roman"/>
+          <w:lang w:val="en-US"/>
+        </w:rPr>
+      </w:pPr>
+      <w:r>
+        <w:rPr>
+          <w:rFonts w:ascii="Times New Roman" w:hAnsi="Times New Roman" w:cs="Times New Roman"/>
+          <w:lang w:val="en-US"/>
+        </w:rPr>
+        <w:t>    def delete_user(self, user_id):</w:t>
+      </w:r>
+    </w:p>
+    <w:p>
+      <w:pPr>
+        <w:rPr>
+          <w:rFonts w:ascii="Times New Roman" w:hAnsi="Times New Roman" w:cs="Times New Roman"/>
+          <w:lang w:val="en-US"/>
+        </w:rPr>
+      </w:pPr>
+      <w:r>
+        <w:rPr>
+          <w:rFonts w:ascii="Times New Roman" w:hAnsi="Times New Roman" w:cs="Times New Roman"/>
+          <w:lang w:val="en-US"/>
+        </w:rPr>
+        <w:t>        self.cur.execute(</w:t>
+      </w:r>
+    </w:p>
+    <w:p>
+      <w:pPr>
+        <w:rPr>
+          <w:rFonts w:ascii="Times New Roman" w:hAnsi="Times New Roman" w:cs="Times New Roman"/>
+          <w:lang w:val="en-US"/>
+        </w:rPr>
+      </w:pPr>
+      <w:r>
+        <w:rPr>
+          <w:rFonts w:ascii="Times New Roman" w:hAnsi="Times New Roman" w:cs="Times New Roman"/>
+          <w:lang w:val="en-US"/>
+        </w:rPr>
+        <w:t>            "DELETE FROM users WHERE id = %s;",</w:t>
+      </w:r>
+    </w:p>
+    <w:p>
+      <w:pPr>
+        <w:rPr>
+          <w:rFonts w:ascii="Times New Roman" w:hAnsi="Times New Roman" w:cs="Times New Roman"/>
+          <w:lang w:val="en-US"/>
+        </w:rPr>
+      </w:pPr>
+      <w:r>
+        <w:rPr>
+          <w:rFonts w:ascii="Times New Roman" w:hAnsi="Times New Roman" w:cs="Times New Roman"/>
+          <w:lang w:val="en-US"/>
+        </w:rPr>
+        <w:t>            (user_id,)</w:t>
+      </w:r>
+    </w:p>
+    <w:p>
+      <w:pPr>
+        <w:rPr>
+          <w:rFonts w:ascii="Times New Roman" w:hAnsi="Times New Roman" w:cs="Times New Roman"/>
+          <w:lang w:val="en-US"/>
+        </w:rPr>
+      </w:pPr>
+      <w:r>
+        <w:rPr>
+          <w:rFonts w:ascii="Times New Roman" w:hAnsi="Times New Roman" w:cs="Times New Roman"/>
+          <w:lang w:val="en-US"/>
+        </w:rPr>
+        <w:t>        )</w:t>
+      </w:r>
+    </w:p>
+    <w:p>
+      <w:pPr>
+        <w:rPr>
+          <w:rFonts w:ascii="Times New Roman" w:hAnsi="Times New Roman" w:cs="Times New Roman"/>
+          <w:lang w:val="en-US"/>
+        </w:rPr>
+      </w:pPr>
+      <w:r>
+        <w:rPr>
+          <w:rFonts w:ascii="Times New Roman" w:hAnsi="Times New Roman" w:cs="Times New Roman"/>
+          <w:lang w:val="en-US"/>
+        </w:rPr>
+        <w:t>        self.conn.commit()</w:t>
+      </w:r>
+    </w:p>
+    <w:p>
+      <w:pPr>
+        <w:rPr>
+          <w:rFonts w:ascii="Times New Roman" w:hAnsi="Times New Roman" w:cs="Times New Roman"/>
+        </w:rPr>
+      </w:pPr>
+      <w:r>
+        <w:rPr>
+          <w:rFonts w:ascii="Times New Roman" w:hAnsi="Times New Roman" w:cs="Times New Roman"/>
+          <w:sz w:val="28"/>
+          <w:szCs w:val="28"/>
+        </w:rPr>
+        <w:t>Для корректного работы есть функция закрытия соединения. Она завершает работу курсора и разрывает связь с сервером базы данных:</w:t>
+      </w:r>
+      <w:r>
+        <w:rPr>
+          <w:rFonts w:ascii="Times New Roman" w:hAnsi="Times New Roman" w:cs="Times New Roman"/>
+        </w:rPr>
+        <w:t xml:space="preserve">    </w:t>
+      </w:r>
+    </w:p>
+    <w:p>
+      <w:pPr>
+        <w:rPr>
+          <w:rFonts w:ascii="Times New Roman" w:hAnsi="Times New Roman" w:cs="Times New Roman"/>
+        </w:rPr>
+      </w:pPr>
+      <w:r>
+        <w:rPr>
+          <w:rFonts w:ascii="Times New Roman" w:hAnsi="Times New Roman" w:cs="Times New Roman"/>
+        </w:rPr>
+        <w:t># Закрытие соединения с базой данных</w:t>
+      </w:r>
+    </w:p>
+    <w:p>
+      <w:pPr>
+        <w:rPr>
+          <w:rFonts w:ascii="Times New Roman" w:hAnsi="Times New Roman" w:cs="Times New Roman"/>
+        </w:rPr>
+      </w:pPr>
+      <w:r>
+        <w:rPr>
+          <w:rFonts w:ascii="Times New Roman" w:hAnsi="Times New Roman" w:cs="Times New Roman"/>
+        </w:rPr>
+        <w:t>    def close(self):</w:t>
       </w:r>
     </w:p>
     <w:p>
@@ -2702,868 +2656,27 @@
         </w:rPr>
         <w:t xml:space="preserve">        </w:t>
       </w:r>
-      <w:proofErr w:type="spellStart"/>
-      <w:r>
-        <w:rPr>
-          <w:rFonts w:ascii="Times New Roman" w:hAnsi="Times New Roman" w:cs="Times New Roman"/>
-          <w:lang w:val="en-US"/>
-        </w:rPr>
-        <w:t>self.cur.execute</w:t>
-      </w:r>
-      <w:proofErr w:type="spellEnd"/>
-      <w:r>
-        <w:rPr>
-          <w:rFonts w:ascii="Times New Roman" w:hAnsi="Times New Roman" w:cs="Times New Roman"/>
-          <w:lang w:val="en-US"/>
-        </w:rPr>
-        <w:t>(</w:t>
-      </w:r>
-    </w:p>
-    <w:p>
-      <w:pPr>
-        <w:rPr>
-          <w:rFonts w:ascii="Times New Roman" w:hAnsi="Times New Roman" w:cs="Times New Roman"/>
-          <w:lang w:val="en-US"/>
-        </w:rPr>
-      </w:pPr>
-      <w:r>
-        <w:rPr>
-          <w:rFonts w:ascii="Times New Roman" w:hAnsi="Times New Roman" w:cs="Times New Roman"/>
-          <w:lang w:val="en-US"/>
-        </w:rPr>
-        <w:t>            "INSERT INTO users (name, age) VALUES (%s, %s);",</w:t>
-      </w:r>
-    </w:p>
-    <w:p>
-      <w:pPr>
-        <w:rPr>
-          <w:rFonts w:ascii="Times New Roman" w:hAnsi="Times New Roman" w:cs="Times New Roman"/>
-          <w:lang w:val="en-US"/>
-        </w:rPr>
-      </w:pPr>
-      <w:r>
-        <w:rPr>
-          <w:rFonts w:ascii="Times New Roman" w:hAnsi="Times New Roman" w:cs="Times New Roman"/>
-          <w:lang w:val="en-US"/>
-        </w:rPr>
-        <w:t>            (name, age)</w:t>
-      </w:r>
-    </w:p>
-    <w:p>
-      <w:pPr>
-        <w:rPr>
-          <w:rFonts w:ascii="Times New Roman" w:hAnsi="Times New Roman" w:cs="Times New Roman"/>
-          <w:lang w:val="en-US"/>
-        </w:rPr>
-      </w:pPr>
-      <w:r>
-        <w:rPr>
-          <w:rFonts w:ascii="Times New Roman" w:hAnsi="Times New Roman" w:cs="Times New Roman"/>
-          <w:lang w:val="en-US"/>
-        </w:rPr>
-        <w:t>        )</w:t>
-      </w:r>
-    </w:p>
-    <w:p>
-      <w:pPr>
-        <w:rPr>
-          <w:rFonts w:ascii="Times New Roman" w:hAnsi="Times New Roman" w:cs="Times New Roman"/>
-          <w:lang w:val="en-US"/>
-        </w:rPr>
-      </w:pPr>
-      <w:r>
-        <w:rPr>
-          <w:rFonts w:ascii="Times New Roman" w:hAnsi="Times New Roman" w:cs="Times New Roman"/>
-          <w:lang w:val="en-US"/>
-        </w:rPr>
-        <w:t xml:space="preserve">        </w:t>
-      </w:r>
-      <w:proofErr w:type="spellStart"/>
-      <w:r>
-        <w:rPr>
-          <w:rFonts w:ascii="Times New Roman" w:hAnsi="Times New Roman" w:cs="Times New Roman"/>
-          <w:lang w:val="en-US"/>
-        </w:rPr>
-        <w:t>self.conn.commit</w:t>
-      </w:r>
-      <w:proofErr w:type="spellEnd"/>
-      <w:r>
-        <w:rPr>
-          <w:rFonts w:ascii="Times New Roman" w:hAnsi="Times New Roman" w:cs="Times New Roman"/>
-          <w:lang w:val="en-US"/>
-        </w:rPr>
-        <w:t>()</w:t>
-      </w:r>
-    </w:p>
-    <w:p>
-      <w:pPr>
-        <w:rPr>
-          <w:rFonts w:ascii="Times New Roman" w:hAnsi="Times New Roman" w:cs="Times New Roman"/>
-          <w:lang w:val="en-US"/>
-        </w:rPr>
-      </w:pPr>
-    </w:p>
-    <w:p>
-      <w:pPr>
-        <w:rPr>
-          <w:rFonts w:ascii="Times New Roman" w:hAnsi="Times New Roman" w:cs="Times New Roman"/>
-        </w:rPr>
-      </w:pPr>
-      <w:r>
-        <w:rPr>
-          <w:rFonts w:ascii="Times New Roman" w:hAnsi="Times New Roman" w:cs="Times New Roman"/>
-          <w:lang w:val="en-US"/>
-        </w:rPr>
-        <w:t xml:space="preserve">    </w:t>
-      </w:r>
-      <w:r>
-        <w:rPr>
-          <w:rFonts w:ascii="Times New Roman" w:hAnsi="Times New Roman" w:cs="Times New Roman"/>
-        </w:rPr>
-        <w:t xml:space="preserve"># </w:t>
-      </w:r>
-      <w:proofErr w:type="spellStart"/>
-      <w:r>
-        <w:rPr>
-          <w:rFonts w:ascii="Times New Roman" w:hAnsi="Times New Roman" w:cs="Times New Roman"/>
-        </w:rPr>
-        <w:t>READ</w:t>
-      </w:r>
-      <w:proofErr w:type="spellEnd"/>
-      <w:r>
-        <w:rPr>
-          <w:rFonts w:ascii="Times New Roman" w:hAnsi="Times New Roman" w:cs="Times New Roman"/>
-        </w:rPr>
-        <w:t xml:space="preserve"> - операция чтения данных</w:t>
-      </w:r>
-    </w:p>
-    <w:p>
-      <w:pPr>
-        <w:rPr>
-          <w:rFonts w:ascii="Times New Roman" w:hAnsi="Times New Roman" w:cs="Times New Roman"/>
-          <w:lang w:val="en-US"/>
-        </w:rPr>
-      </w:pPr>
-      <w:r>
-        <w:rPr>
-          <w:rFonts w:ascii="Times New Roman" w:hAnsi="Times New Roman" w:cs="Times New Roman"/>
-        </w:rPr>
-        <w:t xml:space="preserve">    </w:t>
-      </w:r>
-      <w:r>
-        <w:rPr>
-          <w:rFonts w:ascii="Times New Roman" w:hAnsi="Times New Roman" w:cs="Times New Roman"/>
-          <w:lang w:val="en-US"/>
-        </w:rPr>
-        <w:t xml:space="preserve">def </w:t>
-      </w:r>
-      <w:proofErr w:type="spellStart"/>
-      <w:r>
-        <w:rPr>
-          <w:rFonts w:ascii="Times New Roman" w:hAnsi="Times New Roman" w:cs="Times New Roman"/>
-          <w:lang w:val="en-US"/>
-        </w:rPr>
-        <w:t>get_users</w:t>
-      </w:r>
-      <w:proofErr w:type="spellEnd"/>
-      <w:r>
-        <w:rPr>
-          <w:rFonts w:ascii="Times New Roman" w:hAnsi="Times New Roman" w:cs="Times New Roman"/>
-          <w:lang w:val="en-US"/>
-        </w:rPr>
-        <w:t>(self):</w:t>
-      </w:r>
-    </w:p>
-    <w:p>
-      <w:pPr>
-        <w:rPr>
-          <w:rFonts w:ascii="Times New Roman" w:hAnsi="Times New Roman" w:cs="Times New Roman"/>
-          <w:lang w:val="en-US"/>
-        </w:rPr>
-      </w:pPr>
-      <w:r>
-        <w:rPr>
-          <w:rFonts w:ascii="Times New Roman" w:hAnsi="Times New Roman" w:cs="Times New Roman"/>
-          <w:lang w:val="en-US"/>
-        </w:rPr>
-        <w:t xml:space="preserve">        </w:t>
-      </w:r>
-      <w:proofErr w:type="spellStart"/>
-      <w:r>
-        <w:rPr>
-          <w:rFonts w:ascii="Times New Roman" w:hAnsi="Times New Roman" w:cs="Times New Roman"/>
-          <w:lang w:val="en-US"/>
-        </w:rPr>
-        <w:t>self.cur.execute</w:t>
-      </w:r>
-      <w:proofErr w:type="spellEnd"/>
-      <w:r>
-        <w:rPr>
-          <w:rFonts w:ascii="Times New Roman" w:hAnsi="Times New Roman" w:cs="Times New Roman"/>
-          <w:lang w:val="en-US"/>
-        </w:rPr>
-        <w:t>("SELECT * FROM users;")</w:t>
-      </w:r>
-    </w:p>
-    <w:p>
-      <w:pPr>
-        <w:rPr>
-          <w:rFonts w:ascii="Times New Roman" w:hAnsi="Times New Roman" w:cs="Times New Roman"/>
-        </w:rPr>
-      </w:pPr>
-      <w:r>
-        <w:rPr>
-          <w:rFonts w:ascii="Times New Roman" w:hAnsi="Times New Roman" w:cs="Times New Roman"/>
-          <w:lang w:val="en-US"/>
-        </w:rPr>
-        <w:t xml:space="preserve">        </w:t>
-      </w:r>
-      <w:proofErr w:type="spellStart"/>
-      <w:r>
-        <w:rPr>
-          <w:rFonts w:ascii="Times New Roman" w:hAnsi="Times New Roman" w:cs="Times New Roman"/>
-        </w:rPr>
-        <w:t>return</w:t>
-      </w:r>
-      <w:proofErr w:type="spellEnd"/>
-      <w:r>
-        <w:rPr>
-          <w:rFonts w:ascii="Times New Roman" w:hAnsi="Times New Roman" w:cs="Times New Roman"/>
-        </w:rPr>
-        <w:t xml:space="preserve"> </w:t>
-      </w:r>
-      <w:proofErr w:type="spellStart"/>
-      <w:r>
-        <w:rPr>
-          <w:rFonts w:ascii="Times New Roman" w:hAnsi="Times New Roman" w:cs="Times New Roman"/>
-        </w:rPr>
-        <w:t>self.cur.fetchall</w:t>
-      </w:r>
-      <w:proofErr w:type="spellEnd"/>
-      <w:r>
-        <w:rPr>
-          <w:rFonts w:ascii="Times New Roman" w:hAnsi="Times New Roman" w:cs="Times New Roman"/>
-        </w:rPr>
-        <w:t>()</w:t>
-      </w:r>
-    </w:p>
-    <w:p>
-      <w:pPr>
-        <w:rPr>
-          <w:rFonts w:ascii="Times New Roman" w:hAnsi="Times New Roman" w:cs="Times New Roman"/>
-        </w:rPr>
-      </w:pPr>
-    </w:p>
-    <w:p>
-      <w:pPr>
-        <w:rPr>
-          <w:rFonts w:ascii="Times New Roman" w:hAnsi="Times New Roman" w:cs="Times New Roman"/>
-        </w:rPr>
-      </w:pPr>
-      <w:r>
-        <w:rPr>
-          <w:rFonts w:ascii="Times New Roman" w:hAnsi="Times New Roman" w:cs="Times New Roman"/>
-        </w:rPr>
-        <w:t>    # UPDATE - операция обновления данных</w:t>
-      </w:r>
-    </w:p>
-    <w:p>
-      <w:pPr>
-        <w:rPr>
-          <w:rFonts w:ascii="Times New Roman" w:hAnsi="Times New Roman" w:cs="Times New Roman"/>
-          <w:lang w:val="en-US"/>
-        </w:rPr>
-      </w:pPr>
-      <w:r>
-        <w:rPr>
-          <w:rFonts w:ascii="Times New Roman" w:hAnsi="Times New Roman" w:cs="Times New Roman"/>
-        </w:rPr>
-        <w:t xml:space="preserve">    </w:t>
-      </w:r>
-      <w:r>
-        <w:rPr>
-          <w:rFonts w:ascii="Times New Roman" w:hAnsi="Times New Roman" w:cs="Times New Roman"/>
-          <w:lang w:val="en-US"/>
-        </w:rPr>
-        <w:t xml:space="preserve">def </w:t>
-      </w:r>
-      <w:proofErr w:type="spellStart"/>
-      <w:r>
-        <w:rPr>
-          <w:rFonts w:ascii="Times New Roman" w:hAnsi="Times New Roman" w:cs="Times New Roman"/>
-          <w:lang w:val="en-US"/>
-        </w:rPr>
-        <w:t>update_user</w:t>
-      </w:r>
-      <w:proofErr w:type="spellEnd"/>
-      <w:r>
-        <w:rPr>
-          <w:rFonts w:ascii="Times New Roman" w:hAnsi="Times New Roman" w:cs="Times New Roman"/>
-          <w:lang w:val="en-US"/>
-        </w:rPr>
-        <w:t xml:space="preserve">(self, </w:t>
-      </w:r>
-      <w:proofErr w:type="spellStart"/>
-      <w:r>
-        <w:rPr>
-          <w:rFonts w:ascii="Times New Roman" w:hAnsi="Times New Roman" w:cs="Times New Roman"/>
-          <w:lang w:val="en-US"/>
-        </w:rPr>
-        <w:t>user_id</w:t>
-      </w:r>
-      <w:proofErr w:type="spellEnd"/>
-      <w:r>
-        <w:rPr>
-          <w:rFonts w:ascii="Times New Roman" w:hAnsi="Times New Roman" w:cs="Times New Roman"/>
-          <w:lang w:val="en-US"/>
-        </w:rPr>
-        <w:t xml:space="preserve">, </w:t>
-      </w:r>
-      <w:proofErr w:type="spellStart"/>
-      <w:r>
-        <w:rPr>
-          <w:rFonts w:ascii="Times New Roman" w:hAnsi="Times New Roman" w:cs="Times New Roman"/>
-          <w:lang w:val="en-US"/>
-        </w:rPr>
-        <w:t>new_age</w:t>
-      </w:r>
-      <w:proofErr w:type="spellEnd"/>
-      <w:r>
-        <w:rPr>
-          <w:rFonts w:ascii="Times New Roman" w:hAnsi="Times New Roman" w:cs="Times New Roman"/>
-          <w:lang w:val="en-US"/>
-        </w:rPr>
-        <w:t>):</w:t>
-      </w:r>
-    </w:p>
-    <w:p>
-      <w:pPr>
-        <w:rPr>
-          <w:rFonts w:ascii="Times New Roman" w:hAnsi="Times New Roman" w:cs="Times New Roman"/>
-          <w:lang w:val="en-US"/>
-        </w:rPr>
-      </w:pPr>
-      <w:r>
-        <w:rPr>
-          <w:rFonts w:ascii="Times New Roman" w:hAnsi="Times New Roman" w:cs="Times New Roman"/>
-          <w:lang w:val="en-US"/>
-        </w:rPr>
-        <w:t xml:space="preserve">        </w:t>
-      </w:r>
-      <w:proofErr w:type="spellStart"/>
-      <w:r>
-        <w:rPr>
-          <w:rFonts w:ascii="Times New Roman" w:hAnsi="Times New Roman" w:cs="Times New Roman"/>
-          <w:lang w:val="en-US"/>
-        </w:rPr>
-        <w:t>self.cur.execute</w:t>
-      </w:r>
-      <w:proofErr w:type="spellEnd"/>
-      <w:r>
-        <w:rPr>
-          <w:rFonts w:ascii="Times New Roman" w:hAnsi="Times New Roman" w:cs="Times New Roman"/>
-          <w:lang w:val="en-US"/>
-        </w:rPr>
-        <w:t>(</w:t>
-      </w:r>
-    </w:p>
-    <w:p>
-      <w:pPr>
-        <w:rPr>
-          <w:rFonts w:ascii="Times New Roman" w:hAnsi="Times New Roman" w:cs="Times New Roman"/>
-          <w:lang w:val="en-US"/>
-        </w:rPr>
-      </w:pPr>
-      <w:r>
-        <w:rPr>
-          <w:rFonts w:ascii="Times New Roman" w:hAnsi="Times New Roman" w:cs="Times New Roman"/>
-          <w:lang w:val="en-US"/>
-        </w:rPr>
-        <w:t>            "UPDATE users SET age = %s WHERE id = %s;",</w:t>
-      </w:r>
-    </w:p>
-    <w:p>
-      <w:pPr>
-        <w:rPr>
-          <w:rFonts w:ascii="Times New Roman" w:hAnsi="Times New Roman" w:cs="Times New Roman"/>
-          <w:lang w:val="en-US"/>
-        </w:rPr>
-      </w:pPr>
-      <w:r>
-        <w:rPr>
-          <w:rFonts w:ascii="Times New Roman" w:hAnsi="Times New Roman" w:cs="Times New Roman"/>
-          <w:lang w:val="en-US"/>
-        </w:rPr>
-        <w:t>            (</w:t>
-      </w:r>
-      <w:proofErr w:type="spellStart"/>
-      <w:r>
-        <w:rPr>
-          <w:rFonts w:ascii="Times New Roman" w:hAnsi="Times New Roman" w:cs="Times New Roman"/>
-          <w:lang w:val="en-US"/>
-        </w:rPr>
-        <w:t>new_age</w:t>
-      </w:r>
-      <w:proofErr w:type="spellEnd"/>
-      <w:r>
-        <w:rPr>
-          <w:rFonts w:ascii="Times New Roman" w:hAnsi="Times New Roman" w:cs="Times New Roman"/>
-          <w:lang w:val="en-US"/>
-        </w:rPr>
-        <w:t xml:space="preserve">, </w:t>
-      </w:r>
-      <w:proofErr w:type="spellStart"/>
-      <w:r>
-        <w:rPr>
-          <w:rFonts w:ascii="Times New Roman" w:hAnsi="Times New Roman" w:cs="Times New Roman"/>
-          <w:lang w:val="en-US"/>
-        </w:rPr>
-        <w:t>user_id</w:t>
-      </w:r>
-      <w:proofErr w:type="spellEnd"/>
-      <w:r>
-        <w:rPr>
-          <w:rFonts w:ascii="Times New Roman" w:hAnsi="Times New Roman" w:cs="Times New Roman"/>
-          <w:lang w:val="en-US"/>
-        </w:rPr>
-        <w:t>)</w:t>
-      </w:r>
-    </w:p>
-    <w:p>
-      <w:pPr>
-        <w:rPr>
-          <w:rFonts w:ascii="Times New Roman" w:hAnsi="Times New Roman" w:cs="Times New Roman"/>
-          <w:lang w:val="en-US"/>
-        </w:rPr>
-      </w:pPr>
-      <w:r>
-        <w:rPr>
-          <w:rFonts w:ascii="Times New Roman" w:hAnsi="Times New Roman" w:cs="Times New Roman"/>
-          <w:lang w:val="en-US"/>
-        </w:rPr>
-        <w:t>        )</w:t>
-      </w:r>
-    </w:p>
-    <w:p>
-      <w:pPr>
-        <w:rPr>
-          <w:rFonts w:ascii="Times New Roman" w:hAnsi="Times New Roman" w:cs="Times New Roman"/>
-          <w:lang w:val="en-US"/>
-        </w:rPr>
-      </w:pPr>
-      <w:r>
-        <w:rPr>
-          <w:rFonts w:ascii="Times New Roman" w:hAnsi="Times New Roman" w:cs="Times New Roman"/>
-          <w:lang w:val="en-US"/>
-        </w:rPr>
-        <w:t xml:space="preserve">        </w:t>
-      </w:r>
-      <w:proofErr w:type="spellStart"/>
-      <w:r>
-        <w:rPr>
-          <w:rFonts w:ascii="Times New Roman" w:hAnsi="Times New Roman" w:cs="Times New Roman"/>
-          <w:lang w:val="en-US"/>
-        </w:rPr>
-        <w:t>self.conn.commit</w:t>
-      </w:r>
-      <w:proofErr w:type="spellEnd"/>
-      <w:r>
-        <w:rPr>
-          <w:rFonts w:ascii="Times New Roman" w:hAnsi="Times New Roman" w:cs="Times New Roman"/>
-          <w:lang w:val="en-US"/>
-        </w:rPr>
-        <w:t>()</w:t>
-      </w:r>
-    </w:p>
-    <w:p>
-      <w:pPr>
-        <w:rPr>
-          <w:rFonts w:ascii="Times New Roman" w:hAnsi="Times New Roman" w:cs="Times New Roman"/>
-          <w:lang w:val="en-US"/>
-        </w:rPr>
-      </w:pPr>
-    </w:p>
-    <w:p>
-      <w:pPr>
-        <w:rPr>
-          <w:rFonts w:ascii="Times New Roman" w:hAnsi="Times New Roman" w:cs="Times New Roman"/>
-          <w:lang w:val="en-US"/>
-        </w:rPr>
-      </w:pPr>
-      <w:r>
-        <w:rPr>
-          <w:rFonts w:ascii="Times New Roman" w:hAnsi="Times New Roman" w:cs="Times New Roman"/>
-          <w:lang w:val="en-US"/>
-        </w:rPr>
-        <w:t xml:space="preserve">    # DELETE - </w:t>
-      </w:r>
-      <w:r>
-        <w:rPr>
-          <w:rFonts w:ascii="Times New Roman" w:hAnsi="Times New Roman" w:cs="Times New Roman"/>
-        </w:rPr>
-        <w:t>операция</w:t>
-      </w:r>
-      <w:r>
-        <w:rPr>
-          <w:rFonts w:ascii="Times New Roman" w:hAnsi="Times New Roman" w:cs="Times New Roman"/>
-          <w:lang w:val="en-US"/>
-        </w:rPr>
-        <w:t xml:space="preserve"> </w:t>
-      </w:r>
-      <w:r>
-        <w:rPr>
-          <w:rFonts w:ascii="Times New Roman" w:hAnsi="Times New Roman" w:cs="Times New Roman"/>
-        </w:rPr>
-        <w:t>удаления</w:t>
-      </w:r>
-      <w:r>
-        <w:rPr>
-          <w:rFonts w:ascii="Times New Roman" w:hAnsi="Times New Roman" w:cs="Times New Roman"/>
-          <w:lang w:val="en-US"/>
-        </w:rPr>
-        <w:t xml:space="preserve"> </w:t>
-      </w:r>
-      <w:r>
-        <w:rPr>
-          <w:rFonts w:ascii="Times New Roman" w:hAnsi="Times New Roman" w:cs="Times New Roman"/>
-        </w:rPr>
-        <w:t>данных</w:t>
-      </w:r>
-    </w:p>
-    <w:p>
-      <w:pPr>
-        <w:rPr>
-          <w:rFonts w:ascii="Times New Roman" w:hAnsi="Times New Roman" w:cs="Times New Roman"/>
-          <w:lang w:val="en-US"/>
-        </w:rPr>
-      </w:pPr>
-      <w:r>
-        <w:rPr>
-          <w:rFonts w:ascii="Times New Roman" w:hAnsi="Times New Roman" w:cs="Times New Roman"/>
-          <w:lang w:val="en-US"/>
-        </w:rPr>
-        <w:t xml:space="preserve">    def </w:t>
-      </w:r>
-      <w:proofErr w:type="spellStart"/>
-      <w:r>
-        <w:rPr>
-          <w:rFonts w:ascii="Times New Roman" w:hAnsi="Times New Roman" w:cs="Times New Roman"/>
-          <w:lang w:val="en-US"/>
-        </w:rPr>
-        <w:t>delete_user</w:t>
-      </w:r>
-      <w:proofErr w:type="spellEnd"/>
-      <w:r>
-        <w:rPr>
-          <w:rFonts w:ascii="Times New Roman" w:hAnsi="Times New Roman" w:cs="Times New Roman"/>
-          <w:lang w:val="en-US"/>
-        </w:rPr>
-        <w:t xml:space="preserve">(self, </w:t>
-      </w:r>
-      <w:proofErr w:type="spellStart"/>
-      <w:r>
-        <w:rPr>
-          <w:rFonts w:ascii="Times New Roman" w:hAnsi="Times New Roman" w:cs="Times New Roman"/>
-          <w:lang w:val="en-US"/>
-        </w:rPr>
-        <w:t>user_id</w:t>
-      </w:r>
-      <w:proofErr w:type="spellEnd"/>
-      <w:r>
-        <w:rPr>
-          <w:rFonts w:ascii="Times New Roman" w:hAnsi="Times New Roman" w:cs="Times New Roman"/>
-          <w:lang w:val="en-US"/>
-        </w:rPr>
-        <w:t>):</w:t>
-      </w:r>
-    </w:p>
-    <w:p>
-      <w:pPr>
-        <w:rPr>
-          <w:rFonts w:ascii="Times New Roman" w:hAnsi="Times New Roman" w:cs="Times New Roman"/>
-          <w:lang w:val="en-US"/>
-        </w:rPr>
-      </w:pPr>
-      <w:r>
-        <w:rPr>
-          <w:rFonts w:ascii="Times New Roman" w:hAnsi="Times New Roman" w:cs="Times New Roman"/>
-          <w:lang w:val="en-US"/>
-        </w:rPr>
-        <w:t xml:space="preserve">        </w:t>
-      </w:r>
-      <w:proofErr w:type="spellStart"/>
-      <w:r>
-        <w:rPr>
-          <w:rFonts w:ascii="Times New Roman" w:hAnsi="Times New Roman" w:cs="Times New Roman"/>
-          <w:lang w:val="en-US"/>
-        </w:rPr>
-        <w:t>self.cur.execute</w:t>
-      </w:r>
-      <w:proofErr w:type="spellEnd"/>
-      <w:r>
-        <w:rPr>
-          <w:rFonts w:ascii="Times New Roman" w:hAnsi="Times New Roman" w:cs="Times New Roman"/>
-          <w:lang w:val="en-US"/>
-        </w:rPr>
-        <w:t>(</w:t>
-      </w:r>
-    </w:p>
-    <w:p>
-      <w:pPr>
-        <w:rPr>
-          <w:rFonts w:ascii="Times New Roman" w:hAnsi="Times New Roman" w:cs="Times New Roman"/>
-          <w:lang w:val="en-US"/>
-        </w:rPr>
-      </w:pPr>
-      <w:r>
-        <w:rPr>
-          <w:rFonts w:ascii="Times New Roman" w:hAnsi="Times New Roman" w:cs="Times New Roman"/>
-          <w:lang w:val="en-US"/>
-        </w:rPr>
-        <w:t>            "DELETE FROM users WHERE id = %s;",</w:t>
-      </w:r>
-    </w:p>
-    <w:p>
-      <w:pPr>
-        <w:rPr>
-          <w:rFonts w:ascii="Times New Roman" w:hAnsi="Times New Roman" w:cs="Times New Roman"/>
-          <w:lang w:val="en-US"/>
-        </w:rPr>
-      </w:pPr>
-      <w:r>
-        <w:rPr>
-          <w:rFonts w:ascii="Times New Roman" w:hAnsi="Times New Roman" w:cs="Times New Roman"/>
-          <w:lang w:val="en-US"/>
-        </w:rPr>
-        <w:t>            (</w:t>
-      </w:r>
-      <w:proofErr w:type="spellStart"/>
-      <w:r>
-        <w:rPr>
-          <w:rFonts w:ascii="Times New Roman" w:hAnsi="Times New Roman" w:cs="Times New Roman"/>
-          <w:lang w:val="en-US"/>
-        </w:rPr>
-        <w:t>user_id</w:t>
-      </w:r>
-      <w:proofErr w:type="spellEnd"/>
-      <w:r>
-        <w:rPr>
-          <w:rFonts w:ascii="Times New Roman" w:hAnsi="Times New Roman" w:cs="Times New Roman"/>
-          <w:lang w:val="en-US"/>
-        </w:rPr>
-        <w:t>,)</w:t>
-      </w:r>
-    </w:p>
-    <w:p>
-      <w:pPr>
-        <w:rPr>
-          <w:rFonts w:ascii="Times New Roman" w:hAnsi="Times New Roman" w:cs="Times New Roman"/>
-          <w:lang w:val="en-US"/>
-        </w:rPr>
-      </w:pPr>
-      <w:r>
-        <w:rPr>
-          <w:rFonts w:ascii="Times New Roman" w:hAnsi="Times New Roman" w:cs="Times New Roman"/>
-          <w:lang w:val="en-US"/>
-        </w:rPr>
-        <w:t>        )</w:t>
-      </w:r>
-    </w:p>
-    <w:p>
-      <w:pPr>
-        <w:rPr>
-          <w:rFonts w:ascii="Times New Roman" w:hAnsi="Times New Roman" w:cs="Times New Roman"/>
-          <w:lang w:val="en-US"/>
-        </w:rPr>
-      </w:pPr>
-      <w:r>
-        <w:rPr>
-          <w:rFonts w:ascii="Times New Roman" w:hAnsi="Times New Roman" w:cs="Times New Roman"/>
-          <w:lang w:val="en-US"/>
-        </w:rPr>
-        <w:t xml:space="preserve">        </w:t>
-      </w:r>
-      <w:proofErr w:type="spellStart"/>
-      <w:r>
-        <w:rPr>
-          <w:rFonts w:ascii="Times New Roman" w:hAnsi="Times New Roman" w:cs="Times New Roman"/>
-          <w:lang w:val="en-US"/>
-        </w:rPr>
-        <w:t>self.conn.commit</w:t>
-      </w:r>
-      <w:proofErr w:type="spellEnd"/>
-      <w:r>
-        <w:rPr>
-          <w:rFonts w:ascii="Times New Roman" w:hAnsi="Times New Roman" w:cs="Times New Roman"/>
-          <w:lang w:val="en-US"/>
-        </w:rPr>
-        <w:t>()</w:t>
-      </w:r>
-    </w:p>
-    <w:p>
-      <w:pPr>
-        <w:rPr>
-          <w:rFonts w:ascii="Times New Roman" w:hAnsi="Times New Roman" w:cs="Times New Roman"/>
-        </w:rPr>
-      </w:pPr>
-      <w:r>
-        <w:rPr>
-          <w:rFonts w:ascii="Times New Roman" w:hAnsi="Times New Roman" w:cs="Times New Roman"/>
-          <w:sz w:val="28"/>
-          <w:szCs w:val="28"/>
-        </w:rPr>
-        <w:t xml:space="preserve">Для корректного </w:t>
-      </w:r>
-      <w:r>
-        <w:rPr>
-          <w:rFonts w:ascii="Times New Roman" w:hAnsi="Times New Roman" w:cs="Times New Roman"/>
-          <w:sz w:val="28"/>
-          <w:szCs w:val="28"/>
-        </w:rPr>
-        <w:t>работы есть</w:t>
-      </w:r>
-      <w:r>
-        <w:rPr>
-          <w:rFonts w:ascii="Times New Roman" w:hAnsi="Times New Roman" w:cs="Times New Roman"/>
-          <w:sz w:val="28"/>
-          <w:szCs w:val="28"/>
-        </w:rPr>
-        <w:t xml:space="preserve"> функция закрытия соединения. Она завершает работу курсора и разрывает связь с сервером базы данных:</w:t>
-      </w:r>
-      <w:r>
-        <w:rPr>
-          <w:rFonts w:ascii="Times New Roman" w:hAnsi="Times New Roman" w:cs="Times New Roman"/>
-        </w:rPr>
-        <w:t xml:space="preserve">    </w:t>
-      </w:r>
-    </w:p>
-    <w:p>
-      <w:pPr>
-        <w:rPr>
-          <w:rFonts w:ascii="Times New Roman" w:hAnsi="Times New Roman" w:cs="Times New Roman"/>
-        </w:rPr>
-      </w:pPr>
-      <w:r>
-        <w:rPr>
-          <w:rFonts w:ascii="Times New Roman" w:hAnsi="Times New Roman" w:cs="Times New Roman"/>
-        </w:rPr>
-        <w:t># Закрытие соединения с базой данных</w:t>
-      </w:r>
-    </w:p>
-    <w:p>
-      <w:pPr>
-        <w:rPr>
-          <w:rFonts w:ascii="Times New Roman" w:hAnsi="Times New Roman" w:cs="Times New Roman"/>
-        </w:rPr>
-      </w:pPr>
-      <w:r>
-        <w:rPr>
-          <w:rFonts w:ascii="Times New Roman" w:hAnsi="Times New Roman" w:cs="Times New Roman"/>
-        </w:rPr>
-        <w:t xml:space="preserve">    </w:t>
-      </w:r>
-      <w:proofErr w:type="spellStart"/>
-      <w:r>
-        <w:rPr>
-          <w:rFonts w:ascii="Times New Roman" w:hAnsi="Times New Roman" w:cs="Times New Roman"/>
-        </w:rPr>
-        <w:t>def</w:t>
-      </w:r>
-      <w:proofErr w:type="spellEnd"/>
-      <w:r>
-        <w:rPr>
-          <w:rFonts w:ascii="Times New Roman" w:hAnsi="Times New Roman" w:cs="Times New Roman"/>
-        </w:rPr>
-        <w:t xml:space="preserve"> </w:t>
-      </w:r>
-      <w:proofErr w:type="spellStart"/>
-      <w:r>
-        <w:rPr>
-          <w:rFonts w:ascii="Times New Roman" w:hAnsi="Times New Roman" w:cs="Times New Roman"/>
-        </w:rPr>
-        <w:t>close</w:t>
-      </w:r>
-      <w:proofErr w:type="spellEnd"/>
-      <w:r>
-        <w:rPr>
-          <w:rFonts w:ascii="Times New Roman" w:hAnsi="Times New Roman" w:cs="Times New Roman"/>
-        </w:rPr>
-        <w:t>(</w:t>
-      </w:r>
-      <w:proofErr w:type="spellStart"/>
-      <w:r>
-        <w:rPr>
-          <w:rFonts w:ascii="Times New Roman" w:hAnsi="Times New Roman" w:cs="Times New Roman"/>
-        </w:rPr>
-        <w:t>self</w:t>
-      </w:r>
-      <w:proofErr w:type="spellEnd"/>
-      <w:r>
-        <w:rPr>
-          <w:rFonts w:ascii="Times New Roman" w:hAnsi="Times New Roman" w:cs="Times New Roman"/>
-        </w:rPr>
-        <w:t>):</w:t>
-      </w:r>
-    </w:p>
-    <w:p>
-      <w:pPr>
-        <w:rPr>
-          <w:rFonts w:ascii="Times New Roman" w:hAnsi="Times New Roman" w:cs="Times New Roman"/>
-          <w:lang w:val="en-US"/>
-        </w:rPr>
-      </w:pPr>
-      <w:r>
-        <w:rPr>
-          <w:rFonts w:ascii="Times New Roman" w:hAnsi="Times New Roman" w:cs="Times New Roman"/>
-        </w:rPr>
-        <w:t xml:space="preserve">        </w:t>
-      </w:r>
-      <w:proofErr w:type="spellStart"/>
-      <w:r>
-        <w:rPr>
-          <w:rFonts w:ascii="Times New Roman" w:hAnsi="Times New Roman" w:cs="Times New Roman"/>
-          <w:lang w:val="en-US"/>
-        </w:rPr>
-        <w:t>self.cur.close</w:t>
-      </w:r>
-      <w:proofErr w:type="spellEnd"/>
-      <w:r>
-        <w:rPr>
-          <w:rFonts w:ascii="Times New Roman" w:hAnsi="Times New Roman" w:cs="Times New Roman"/>
-          <w:lang w:val="en-US"/>
-        </w:rPr>
-        <w:t>()</w:t>
-      </w:r>
-    </w:p>
-    <w:p>
-      <w:pPr>
-        <w:rPr>
-          <w:rFonts w:ascii="Times New Roman" w:hAnsi="Times New Roman" w:cs="Times New Roman"/>
-          <w:lang w:val="en-US"/>
-        </w:rPr>
-      </w:pPr>
-      <w:r>
-        <w:rPr>
-          <w:rFonts w:ascii="Times New Roman" w:hAnsi="Times New Roman" w:cs="Times New Roman"/>
-          <w:lang w:val="en-US"/>
-        </w:rPr>
-        <w:t xml:space="preserve">        </w:t>
-      </w:r>
-      <w:proofErr w:type="spellStart"/>
-      <w:r>
-        <w:rPr>
-          <w:rFonts w:ascii="Times New Roman" w:hAnsi="Times New Roman" w:cs="Times New Roman"/>
-          <w:lang w:val="en-US"/>
-        </w:rPr>
-        <w:t>self.conn.close</w:t>
-      </w:r>
-      <w:proofErr w:type="spellEnd"/>
-      <w:r>
-        <w:rPr>
-          <w:rFonts w:ascii="Times New Roman" w:hAnsi="Times New Roman" w:cs="Times New Roman"/>
-          <w:lang w:val="en-US"/>
-        </w:rPr>
-        <w:t>()</w:t>
+      <w:r>
+        <w:rPr>
+          <w:rFonts w:ascii="Times New Roman" w:hAnsi="Times New Roman" w:cs="Times New Roman"/>
+          <w:lang w:val="en-US"/>
+        </w:rPr>
+        <w:t>self.cur.close()</w:t>
+      </w:r>
+    </w:p>
+    <w:p>
+      <w:pPr>
+        <w:rPr>
+          <w:rFonts w:ascii="Times New Roman" w:hAnsi="Times New Roman" w:cs="Times New Roman"/>
+          <w:lang w:val="en-US"/>
+        </w:rPr>
+      </w:pPr>
+      <w:r>
+        <w:rPr>
+          <w:rFonts w:ascii="Times New Roman" w:hAnsi="Times New Roman" w:cs="Times New Roman"/>
+          <w:lang w:val="en-US"/>
+        </w:rPr>
+        <w:t>        self.conn.close()</w:t>
       </w:r>
     </w:p>
     <w:p>
@@ -3621,6 +2734,7 @@
       <w:r>
         <w:rPr>
           <w:rFonts w:ascii="Times New Roman" w:hAnsi="Times New Roman" w:cs="Times New Roman"/>
+          <w:noProof/>
           <w:sz w:val="28"/>
           <w:szCs w:val="28"/>
         </w:rPr>
@@ -3676,49 +2790,8 @@
           <w:sz w:val="28"/>
           <w:szCs w:val="28"/>
         </w:rPr>
-        <w:t xml:space="preserve">Для подтверждения корректности выполненных операций </w:t>
-      </w:r>
-      <w:r>
-        <w:rPr>
-          <w:rFonts w:ascii="Times New Roman" w:hAnsi="Times New Roman" w:cs="Times New Roman"/>
-          <w:sz w:val="28"/>
-          <w:szCs w:val="28"/>
-        </w:rPr>
-        <w:t xml:space="preserve">выполним </w:t>
-      </w:r>
-      <w:r>
-        <w:rPr>
-          <w:rFonts w:ascii="Times New Roman" w:hAnsi="Times New Roman" w:cs="Times New Roman"/>
-          <w:sz w:val="28"/>
-          <w:szCs w:val="28"/>
-        </w:rPr>
-        <w:t>проверк</w:t>
-      </w:r>
-      <w:r>
-        <w:rPr>
-          <w:rFonts w:ascii="Times New Roman" w:hAnsi="Times New Roman" w:cs="Times New Roman"/>
-          <w:sz w:val="28"/>
-          <w:szCs w:val="28"/>
-        </w:rPr>
-        <w:t>у</w:t>
-      </w:r>
-      <w:r>
-        <w:rPr>
-          <w:rFonts w:ascii="Times New Roman" w:hAnsi="Times New Roman" w:cs="Times New Roman"/>
-          <w:sz w:val="28"/>
-          <w:szCs w:val="28"/>
-        </w:rPr>
-        <w:t xml:space="preserve"> </w:t>
-      </w:r>
-      <w:r>
-        <w:rPr>
-          <w:rFonts w:ascii="Times New Roman" w:hAnsi="Times New Roman" w:cs="Times New Roman"/>
-          <w:sz w:val="28"/>
-          <w:szCs w:val="28"/>
-        </w:rPr>
-        <w:t xml:space="preserve">через </w:t>
-      </w:r>
-      <w:proofErr w:type="spellStart"/>
+        <w:t xml:space="preserve">Для подтверждения корректности выполненных операций выполним проверку через </w:t>
+      </w:r>
       <w:r>
         <w:rPr>
           <w:rFonts w:ascii="Times New Roman" w:hAnsi="Times New Roman" w:cs="Times New Roman"/>
@@ -3728,7 +2801,6 @@
         </w:rPr>
         <w:t>PSQL</w:t>
       </w:r>
-      <w:proofErr w:type="spellEnd"/>
       <w:r>
         <w:rPr>
           <w:rFonts w:ascii="Times New Roman" w:hAnsi="Times New Roman" w:cs="Times New Roman"/>
@@ -3750,6 +2822,7 @@
       <w:r>
         <w:rPr>
           <w:rFonts w:ascii="Times New Roman" w:hAnsi="Times New Roman" w:cs="Times New Roman"/>
+          <w:noProof/>
           <w:sz w:val="28"/>
           <w:szCs w:val="28"/>
           <w:lang w:val="en-US"/>
@@ -4508,6 +3581,7 @@
   <w:style w:type="character" w:default="1" w:styleId="a0">
     <w:name w:val="Default Paragraph Font"/>
     <w:uiPriority w:val="1"/>
+    <w:semiHidden/>
     <w:unhideWhenUsed/>
   </w:style>
   <w:style w:type="table" w:default="1" w:styleId="a1">
